--- a/exports/table2.docx
+++ b/exports/table2.docx
@@ -41,6 +41,50 @@
               </w:rPr>
               <w:t xml:space="preserve">Characteristic</w:t>
             </w:r>
+          </w:p>
+        </w:tc>
+        <w:tc>
+          <w:tcPr>
+            <w:tcBorders>
+              <w:top w:val="single" w:sz="16" w:space="0" w:color="D3D3D3"/>
+              <w:bottom w:val="single" w:sz="16" w:space="0" w:color="D3D3D3"/>
+            </w:tcBorders>
+          </w:tcPr>
+          <w:p>
+            <w:pPr>
+              <w:spacing w:before="0" w:after="60"/>
+              <w:keepNext/>
+              <w:jc w:val="center"/>
+            </w:pPr>
+            <w:r>
+              <w:rPr>
+                <w:b w:val="true"/>
+                <w:rFonts w:ascii="Calibri" w:hAnsi="Calibri"/>
+                <w:sz w:val="20"/>
+              </w:rPr>
+              <w:t xml:space="preserve">2019</w:t>
+            </w:r>
+            <w:r>
+              <w:rPr>
+                <w:rFonts w:ascii="Calibri" w:hAnsi="Calibri"/>
+                <w:sz w:val="20"/>
+              </w:rPr>
+              <w:t xml:space="preserve"/>
+            </w:r>
+            <w:r xmlns:w="http://schemas.openxmlformats.org/wordprocessingml/2006/main">
+              <w:rPr>
+                <w:rFonts w:ascii="Calibri" w:hAnsi="Calibri"/>
+                <w:sz w:val="20"/>
+              </w:rPr>
+              <w:t xml:space="preserve"> </w:t>
+            </w:r>
+            <w:r>
+              <w:rPr>
+                <w:rFonts w:ascii="Calibri" w:hAnsi="Calibri"/>
+                <w:sz w:val="20"/>
+              </w:rPr>
+              <w:t xml:space="preserve">N = 4,661,802</w:t>
+            </w:r>
             <w:r>
               <w:rPr>
                 <w:vertAlign w:val="superscript"/>
@@ -71,7 +115,7 @@
                 <w:rFonts w:ascii="Calibri" w:hAnsi="Calibri"/>
                 <w:sz w:val="20"/>
               </w:rPr>
-              <w:t xml:space="preserve">2019</w:t>
+              <w:t xml:space="preserve">2021</w:t>
             </w:r>
             <w:r>
               <w:rPr>
@@ -92,7 +136,7 @@
                 <w:rFonts w:ascii="Calibri" w:hAnsi="Calibri"/>
                 <w:sz w:val="20"/>
               </w:rPr>
-              <w:t xml:space="preserve">N = 4,661,802</w:t>
+              <w:t xml:space="preserve">N = 4,987,370</w:t>
             </w:r>
             <w:r>
               <w:rPr>
@@ -101,7 +145,7 @@
                 <w:rFonts w:ascii="Calibri" w:hAnsi="Calibri"/>
                 <w:sz w:val="20"/>
               </w:rPr>
-              <w:t xml:space="default">2</w:t>
+              <w:t xml:space="default">1</w:t>
             </w:r>
           </w:p>
         </w:tc>
@@ -110,6 +154,7 @@
             <w:tcBorders>
               <w:top w:val="single" w:sz="16" w:space="0" w:color="D3D3D3"/>
               <w:bottom w:val="single" w:sz="16" w:space="0" w:color="D3D3D3"/>
+              <w:end w:val="single" w:space="0" w:color="D3D3D3"/>
             </w:tcBorders>
           </w:tcPr>
           <w:p>
@@ -124,28 +169,7 @@
                 <w:rFonts w:ascii="Calibri" w:hAnsi="Calibri"/>
                 <w:sz w:val="20"/>
               </w:rPr>
-              <w:t xml:space="preserve">2021</w:t>
-            </w:r>
-            <w:r>
-              <w:rPr>
-                <w:rFonts w:ascii="Calibri" w:hAnsi="Calibri"/>
-                <w:sz w:val="20"/>
-              </w:rPr>
-              <w:t xml:space="preserve"/>
-            </w:r>
-            <w:r xmlns:w="http://schemas.openxmlformats.org/wordprocessingml/2006/main">
-              <w:rPr>
-                <w:rFonts w:ascii="Calibri" w:hAnsi="Calibri"/>
-                <w:sz w:val="20"/>
-              </w:rPr>
-              <w:t xml:space="preserve"> </w:t>
-            </w:r>
-            <w:r>
-              <w:rPr>
-                <w:rFonts w:ascii="Calibri" w:hAnsi="Calibri"/>
-                <w:sz w:val="20"/>
-              </w:rPr>
-              <w:t xml:space="preserve">N = 4,987,370</w:t>
+              <w:t xml:space="preserve">p-value</w:t>
             </w:r>
             <w:r>
               <w:rPr>
@@ -155,39 +179,6 @@
                 <w:sz w:val="20"/>
               </w:rPr>
               <w:t xml:space="default">2</w:t>
-            </w:r>
-          </w:p>
-        </w:tc>
-        <w:tc>
-          <w:tcPr>
-            <w:tcBorders>
-              <w:top w:val="single" w:sz="16" w:space="0" w:color="D3D3D3"/>
-              <w:bottom w:val="single" w:sz="16" w:space="0" w:color="D3D3D3"/>
-              <w:end w:val="single" w:space="0" w:color="D3D3D3"/>
-            </w:tcBorders>
-          </w:tcPr>
-          <w:p>
-            <w:pPr>
-              <w:spacing w:before="0" w:after="60"/>
-              <w:keepNext/>
-              <w:jc w:val="center"/>
-            </w:pPr>
-            <w:r>
-              <w:rPr>
-                <w:b w:val="true"/>
-                <w:rFonts w:ascii="Calibri" w:hAnsi="Calibri"/>
-                <w:sz w:val="20"/>
-              </w:rPr>
-              <w:t xml:space="preserve">p-value</w:t>
-            </w:r>
-            <w:r>
-              <w:rPr>
-                <w:vertAlign w:val="superscript"/>
-                <w:i/>
-                <w:rFonts w:ascii="Calibri" w:hAnsi="Calibri"/>
-                <w:sz w:val="20"/>
-              </w:rPr>
-              <w:t xml:space="default">3</w:t>
             </w:r>
           </w:p>
         </w:tc>
@@ -217,79 +208,79 @@
                 <w:sz w:val="20"/>
                 <w:b w:val="true"/>
               </w:rPr>
-              <w:t xml:space="default">Lisdexamfetamine</w:t>
-            </w:r>
-          </w:p>
-        </w:tc>
-        <w:tc>
-          <w:tcPr>
-            <w:tcBorders>
-              <w:top w:val="single" w:space="0" w:color="D3D3D3"/>
-              <w:bottom w:val="single" w:space="0" w:color="D3D3D3"/>
-              <w:start w:val="single" w:space="0" w:color="D3D3D3"/>
-              <w:end w:val="single" w:space="0" w:color="D3D3D3"/>
-            </w:tcBorders>
-          </w:tcPr>
-          <w:p>
-            <w:pPr>
-              <w:spacing w:before="0" w:after="60"/>
-              <w:keepNext/>
-              <w:jc w:val="center"/>
-            </w:pPr>
-            <w:r>
-              <w:rPr>
-                <w:rFonts w:ascii="Calibri" w:hAnsi="Calibri"/>
-                <w:sz w:val="20"/>
-              </w:rPr>
-              <w:t xml:space="default">549,485 (12%)</w:t>
-            </w:r>
-          </w:p>
-        </w:tc>
-        <w:tc>
-          <w:tcPr>
-            <w:tcBorders>
-              <w:top w:val="single" w:space="0" w:color="D3D3D3"/>
-              <w:bottom w:val="single" w:space="0" w:color="D3D3D3"/>
-              <w:start w:val="single" w:space="0" w:color="D3D3D3"/>
-              <w:end w:val="single" w:space="0" w:color="D3D3D3"/>
-            </w:tcBorders>
-          </w:tcPr>
-          <w:p>
-            <w:pPr>
-              <w:spacing w:before="0" w:after="60"/>
-              <w:keepNext/>
-              <w:jc w:val="center"/>
-            </w:pPr>
-            <w:r>
-              <w:rPr>
-                <w:rFonts w:ascii="Calibri" w:hAnsi="Calibri"/>
-                <w:sz w:val="20"/>
-              </w:rPr>
-              <w:t xml:space="default">609,694 (12%)</w:t>
-            </w:r>
-          </w:p>
-        </w:tc>
-        <w:tc>
-          <w:tcPr>
-            <w:tcBorders>
-              <w:top w:val="single" w:space="0" w:color="D3D3D3"/>
-              <w:bottom w:val="single" w:space="0" w:color="D3D3D3"/>
-              <w:start w:val="single" w:space="0" w:color="D3D3D3"/>
-              <w:end w:val="single" w:space="0" w:color="D3D3D3"/>
-            </w:tcBorders>
-          </w:tcPr>
-          <w:p>
-            <w:pPr>
-              <w:spacing w:before="0" w:after="60"/>
-              <w:keepNext/>
-              <w:jc w:val="center"/>
-            </w:pPr>
-            <w:r>
-              <w:rPr>
-                <w:rFonts w:ascii="Calibri" w:hAnsi="Calibri"/>
-                <w:sz w:val="20"/>
-              </w:rPr>
-              <w:t xml:space="default">0.9</w:t>
+              <w:t xml:space="default">Any ADHD medication</w:t>
+            </w:r>
+          </w:p>
+        </w:tc>
+        <w:tc>
+          <w:tcPr>
+            <w:tcBorders>
+              <w:top w:val="single" w:space="0" w:color="D3D3D3"/>
+              <w:bottom w:val="single" w:space="0" w:color="D3D3D3"/>
+              <w:start w:val="single" w:space="0" w:color="D3D3D3"/>
+              <w:end w:val="single" w:space="0" w:color="D3D3D3"/>
+            </w:tcBorders>
+          </w:tcPr>
+          <w:p>
+            <w:pPr>
+              <w:spacing w:before="0" w:after="60"/>
+              <w:keepNext/>
+              <w:jc w:val="center"/>
+            </w:pPr>
+            <w:r>
+              <w:rPr>
+                <w:rFonts w:ascii="Calibri" w:hAnsi="Calibri"/>
+                <w:sz w:val="20"/>
+              </w:rPr>
+              <w:t xml:space="default">1,391,588 (30%)</w:t>
+            </w:r>
+          </w:p>
+        </w:tc>
+        <w:tc>
+          <w:tcPr>
+            <w:tcBorders>
+              <w:top w:val="single" w:space="0" w:color="D3D3D3"/>
+              <w:bottom w:val="single" w:space="0" w:color="D3D3D3"/>
+              <w:start w:val="single" w:space="0" w:color="D3D3D3"/>
+              <w:end w:val="single" w:space="0" w:color="D3D3D3"/>
+            </w:tcBorders>
+          </w:tcPr>
+          <w:p>
+            <w:pPr>
+              <w:spacing w:before="0" w:after="60"/>
+              <w:keepNext/>
+              <w:jc w:val="center"/>
+            </w:pPr>
+            <w:r>
+              <w:rPr>
+                <w:rFonts w:ascii="Calibri" w:hAnsi="Calibri"/>
+                <w:sz w:val="20"/>
+              </w:rPr>
+              <w:t xml:space="default">1,346,795 (27%)</w:t>
+            </w:r>
+          </w:p>
+        </w:tc>
+        <w:tc>
+          <w:tcPr>
+            <w:tcBorders>
+              <w:top w:val="single" w:space="0" w:color="D3D3D3"/>
+              <w:bottom w:val="single" w:space="0" w:color="D3D3D3"/>
+              <w:start w:val="single" w:space="0" w:color="D3D3D3"/>
+              <w:end w:val="single" w:space="0" w:color="D3D3D3"/>
+            </w:tcBorders>
+          </w:tcPr>
+          <w:p>
+            <w:pPr>
+              <w:spacing w:before="0" w:after="60"/>
+              <w:keepNext/>
+              <w:jc w:val="center"/>
+            </w:pPr>
+            <w:r>
+              <w:rPr>
+                <w:rFonts w:ascii="Calibri" w:hAnsi="Calibri"/>
+                <w:sz w:val="20"/>
+              </w:rPr>
+              <w:t xml:space="default">0.5</w:t>
             </w:r>
           </w:p>
         </w:tc>
@@ -319,55 +310,55 @@
                 <w:sz w:val="20"/>
                 <w:b w:val="true"/>
               </w:rPr>
-              <w:t xml:space="default">Dexmethylphenidate</w:t>
-            </w:r>
-          </w:p>
-        </w:tc>
-        <w:tc>
-          <w:tcPr>
-            <w:tcBorders>
-              <w:top w:val="single" w:space="0" w:color="D3D3D3"/>
-              <w:bottom w:val="single" w:space="0" w:color="D3D3D3"/>
-              <w:start w:val="single" w:space="0" w:color="D3D3D3"/>
-              <w:end w:val="single" w:space="0" w:color="D3D3D3"/>
-            </w:tcBorders>
-          </w:tcPr>
-          <w:p>
-            <w:pPr>
-              <w:spacing w:before="0" w:after="60"/>
-              <w:keepNext/>
-              <w:jc w:val="center"/>
-            </w:pPr>
-            <w:r>
-              <w:rPr>
-                <w:rFonts w:ascii="Calibri" w:hAnsi="Calibri"/>
-                <w:sz w:val="20"/>
-              </w:rPr>
-              <w:t xml:space="default">370,452 (7.9%)</w:t>
-            </w:r>
-          </w:p>
-        </w:tc>
-        <w:tc>
-          <w:tcPr>
-            <w:tcBorders>
-              <w:top w:val="single" w:space="0" w:color="D3D3D3"/>
-              <w:bottom w:val="single" w:space="0" w:color="D3D3D3"/>
-              <w:start w:val="single" w:space="0" w:color="D3D3D3"/>
-              <w:end w:val="single" w:space="0" w:color="D3D3D3"/>
-            </w:tcBorders>
-          </w:tcPr>
-          <w:p>
-            <w:pPr>
-              <w:spacing w:before="0" w:after="60"/>
-              <w:keepNext/>
-              <w:jc w:val="center"/>
-            </w:pPr>
-            <w:r>
-              <w:rPr>
-                <w:rFonts w:ascii="Calibri" w:hAnsi="Calibri"/>
-                <w:sz w:val="20"/>
-              </w:rPr>
-              <w:t xml:space="default">330,980 (6.6%)</w:t>
+              <w:t xml:space="default">Number of ADHD prescriptions</w:t>
+            </w:r>
+          </w:p>
+        </w:tc>
+        <w:tc>
+          <w:tcPr>
+            <w:tcBorders>
+              <w:top w:val="single" w:space="0" w:color="D3D3D3"/>
+              <w:bottom w:val="single" w:space="0" w:color="D3D3D3"/>
+              <w:start w:val="single" w:space="0" w:color="D3D3D3"/>
+              <w:end w:val="single" w:space="0" w:color="D3D3D3"/>
+            </w:tcBorders>
+          </w:tcPr>
+          <w:p>
+            <w:pPr>
+              <w:spacing w:before="0" w:after="60"/>
+              <w:keepNext/>
+              <w:jc w:val="center"/>
+            </w:pPr>
+            <w:r>
+              <w:rPr>
+                <w:rFonts w:ascii="Calibri" w:hAnsi="Calibri"/>
+                <w:sz w:val="20"/>
+              </w:rPr>
+              <w:t xml:space="default">2 (0, 1)</w:t>
+            </w:r>
+          </w:p>
+        </w:tc>
+        <w:tc>
+          <w:tcPr>
+            <w:tcBorders>
+              <w:top w:val="single" w:space="0" w:color="D3D3D3"/>
+              <w:bottom w:val="single" w:space="0" w:color="D3D3D3"/>
+              <w:start w:val="single" w:space="0" w:color="D3D3D3"/>
+              <w:end w:val="single" w:space="0" w:color="D3D3D3"/>
+            </w:tcBorders>
+          </w:tcPr>
+          <w:p>
+            <w:pPr>
+              <w:spacing w:before="0" w:after="60"/>
+              <w:keepNext/>
+              <w:jc w:val="center"/>
+            </w:pPr>
+            <w:r>
+              <w:rPr>
+                <w:rFonts w:ascii="Calibri" w:hAnsi="Calibri"/>
+                <w:sz w:val="20"/>
+              </w:rPr>
+              <w:t xml:space="default">2 (0, 1)</w:t>
             </w:r>
           </w:p>
         </w:tc>
@@ -421,79 +412,79 @@
                 <w:sz w:val="20"/>
                 <w:b w:val="true"/>
               </w:rPr>
-              <w:t xml:space="default">Methylphenidate</w:t>
-            </w:r>
-          </w:p>
-        </w:tc>
-        <w:tc>
-          <w:tcPr>
-            <w:tcBorders>
-              <w:top w:val="single" w:space="0" w:color="D3D3D3"/>
-              <w:bottom w:val="single" w:space="0" w:color="D3D3D3"/>
-              <w:start w:val="single" w:space="0" w:color="D3D3D3"/>
-              <w:end w:val="single" w:space="0" w:color="D3D3D3"/>
-            </w:tcBorders>
-          </w:tcPr>
-          <w:p>
-            <w:pPr>
-              <w:spacing w:before="0" w:after="60"/>
-              <w:keepNext/>
-              <w:jc w:val="center"/>
-            </w:pPr>
-            <w:r>
-              <w:rPr>
-                <w:rFonts w:ascii="Calibri" w:hAnsi="Calibri"/>
-                <w:sz w:val="20"/>
-              </w:rPr>
-              <w:t xml:space="default">783,778 (17%)</w:t>
-            </w:r>
-          </w:p>
-        </w:tc>
-        <w:tc>
-          <w:tcPr>
-            <w:tcBorders>
-              <w:top w:val="single" w:space="0" w:color="D3D3D3"/>
-              <w:bottom w:val="single" w:space="0" w:color="D3D3D3"/>
-              <w:start w:val="single" w:space="0" w:color="D3D3D3"/>
-              <w:end w:val="single" w:space="0" w:color="D3D3D3"/>
-            </w:tcBorders>
-          </w:tcPr>
-          <w:p>
-            <w:pPr>
-              <w:spacing w:before="0" w:after="60"/>
-              <w:keepNext/>
-              <w:jc w:val="center"/>
-            </w:pPr>
-            <w:r>
-              <w:rPr>
-                <w:rFonts w:ascii="Calibri" w:hAnsi="Calibri"/>
-                <w:sz w:val="20"/>
-              </w:rPr>
-              <w:t xml:space="default">1,025,018 (21%)</w:t>
-            </w:r>
-          </w:p>
-        </w:tc>
-        <w:tc>
-          <w:tcPr>
-            <w:tcBorders>
-              <w:top w:val="single" w:space="0" w:color="D3D3D3"/>
-              <w:bottom w:val="single" w:space="0" w:color="D3D3D3"/>
-              <w:start w:val="single" w:space="0" w:color="D3D3D3"/>
-              <w:end w:val="single" w:space="0" w:color="D3D3D3"/>
-            </w:tcBorders>
-          </w:tcPr>
-          <w:p>
-            <w:pPr>
-              <w:spacing w:before="0" w:after="60"/>
-              <w:keepNext/>
-              <w:jc w:val="center"/>
-            </w:pPr>
-            <w:r>
-              <w:rPr>
-                <w:rFonts w:ascii="Calibri" w:hAnsi="Calibri"/>
-                <w:sz w:val="20"/>
-              </w:rPr>
-              <w:t xml:space="default">0.2</w:t>
+              <w:t xml:space="default">Total ADHD medication days supplied</w:t>
+            </w:r>
+          </w:p>
+        </w:tc>
+        <w:tc>
+          <w:tcPr>
+            <w:tcBorders>
+              <w:top w:val="single" w:space="0" w:color="D3D3D3"/>
+              <w:bottom w:val="single" w:space="0" w:color="D3D3D3"/>
+              <w:start w:val="single" w:space="0" w:color="D3D3D3"/>
+              <w:end w:val="single" w:space="0" w:color="D3D3D3"/>
+            </w:tcBorders>
+          </w:tcPr>
+          <w:p>
+            <w:pPr>
+              <w:spacing w:before="0" w:after="60"/>
+              <w:keepNext/>
+              <w:jc w:val="center"/>
+            </w:pPr>
+            <w:r>
+              <w:rPr>
+                <w:rFonts w:ascii="Calibri" w:hAnsi="Calibri"/>
+                <w:sz w:val="20"/>
+              </w:rPr>
+              <w:t xml:space="default">32 (0, 0)</w:t>
+            </w:r>
+          </w:p>
+        </w:tc>
+        <w:tc>
+          <w:tcPr>
+            <w:tcBorders>
+              <w:top w:val="single" w:space="0" w:color="D3D3D3"/>
+              <w:bottom w:val="single" w:space="0" w:color="D3D3D3"/>
+              <w:start w:val="single" w:space="0" w:color="D3D3D3"/>
+              <w:end w:val="single" w:space="0" w:color="D3D3D3"/>
+            </w:tcBorders>
+          </w:tcPr>
+          <w:p>
+            <w:pPr>
+              <w:spacing w:before="0" w:after="60"/>
+              <w:keepNext/>
+              <w:jc w:val="center"/>
+            </w:pPr>
+            <w:r>
+              <w:rPr>
+                <w:rFonts w:ascii="Calibri" w:hAnsi="Calibri"/>
+                <w:sz w:val="20"/>
+              </w:rPr>
+              <w:t xml:space="default">16 (0, 0)</w:t>
+            </w:r>
+          </w:p>
+        </w:tc>
+        <w:tc>
+          <w:tcPr>
+            <w:tcBorders>
+              <w:top w:val="single" w:space="0" w:color="D3D3D3"/>
+              <w:bottom w:val="single" w:space="0" w:color="D3D3D3"/>
+              <w:start w:val="single" w:space="0" w:color="D3D3D3"/>
+              <w:end w:val="single" w:space="0" w:color="D3D3D3"/>
+            </w:tcBorders>
+          </w:tcPr>
+          <w:p>
+            <w:pPr>
+              <w:spacing w:before="0" w:after="60"/>
+              <w:keepNext/>
+              <w:jc w:val="center"/>
+            </w:pPr>
+            <w:r>
+              <w:rPr>
+                <w:rFonts w:ascii="Calibri" w:hAnsi="Calibri"/>
+                <w:sz w:val="20"/>
+              </w:rPr>
+              <w:t xml:space="default">0.11</w:t>
             </w:r>
           </w:p>
         </w:tc>
@@ -523,79 +514,79 @@
                 <w:sz w:val="20"/>
                 <w:b w:val="true"/>
               </w:rPr>
-              <w:t xml:space="default">Amphetamine mixed salts</w:t>
-            </w:r>
-          </w:p>
-        </w:tc>
-        <w:tc>
-          <w:tcPr>
-            <w:tcBorders>
-              <w:top w:val="single" w:space="0" w:color="D3D3D3"/>
-              <w:bottom w:val="single" w:space="0" w:color="D3D3D3"/>
-              <w:start w:val="single" w:space="0" w:color="D3D3D3"/>
-              <w:end w:val="single" w:space="0" w:color="D3D3D3"/>
-            </w:tcBorders>
-          </w:tcPr>
-          <w:p>
-            <w:pPr>
-              <w:spacing w:before="0" w:after="60"/>
-              <w:keepNext/>
-              <w:jc w:val="center"/>
-            </w:pPr>
-            <w:r>
-              <w:rPr>
-                <w:rFonts w:ascii="Calibri" w:hAnsi="Calibri"/>
-                <w:sz w:val="20"/>
-              </w:rPr>
-              <w:t xml:space="default">1,376,992 (30%)</w:t>
-            </w:r>
-          </w:p>
-        </w:tc>
-        <w:tc>
-          <w:tcPr>
-            <w:tcBorders>
-              <w:top w:val="single" w:space="0" w:color="D3D3D3"/>
-              <w:bottom w:val="single" w:space="0" w:color="D3D3D3"/>
-              <w:start w:val="single" w:space="0" w:color="D3D3D3"/>
-              <w:end w:val="single" w:space="0" w:color="D3D3D3"/>
-            </w:tcBorders>
-          </w:tcPr>
-          <w:p>
-            <w:pPr>
-              <w:spacing w:before="0" w:after="60"/>
-              <w:keepNext/>
-              <w:jc w:val="center"/>
-            </w:pPr>
-            <w:r>
-              <w:rPr>
-                <w:rFonts w:ascii="Calibri" w:hAnsi="Calibri"/>
-                <w:sz w:val="20"/>
-              </w:rPr>
-              <w:t xml:space="default">1,625,471 (33%)</w:t>
-            </w:r>
-          </w:p>
-        </w:tc>
-        <w:tc>
-          <w:tcPr>
-            <w:tcBorders>
-              <w:top w:val="single" w:space="0" w:color="D3D3D3"/>
-              <w:bottom w:val="single" w:space="0" w:color="D3D3D3"/>
-              <w:start w:val="single" w:space="0" w:color="D3D3D3"/>
-              <w:end w:val="single" w:space="0" w:color="D3D3D3"/>
-            </w:tcBorders>
-          </w:tcPr>
-          <w:p>
-            <w:pPr>
-              <w:spacing w:before="0" w:after="60"/>
-              <w:keepNext/>
-              <w:jc w:val="center"/>
-            </w:pPr>
-            <w:r>
-              <w:rPr>
-                <w:rFonts w:ascii="Calibri" w:hAnsi="Calibri"/>
-                <w:sz w:val="20"/>
-              </w:rPr>
-              <w:t xml:space="default">0.3</w:t>
+              <w:t xml:space="default">Total ADHD medication spending (USD)</w:t>
+            </w:r>
+          </w:p>
+        </w:tc>
+        <w:tc>
+          <w:tcPr>
+            <w:tcBorders>
+              <w:top w:val="single" w:space="0" w:color="D3D3D3"/>
+              <w:bottom w:val="single" w:space="0" w:color="D3D3D3"/>
+              <w:start w:val="single" w:space="0" w:color="D3D3D3"/>
+              <w:end w:val="single" w:space="0" w:color="D3D3D3"/>
+            </w:tcBorders>
+          </w:tcPr>
+          <w:p>
+            <w:pPr>
+              <w:spacing w:before="0" w:after="60"/>
+              <w:keepNext/>
+              <w:jc w:val="center"/>
+            </w:pPr>
+            <w:r>
+              <w:rPr>
+                <w:rFonts w:ascii="Calibri" w:hAnsi="Calibri"/>
+                <w:sz w:val="20"/>
+              </w:rPr>
+              <w:t xml:space="default">257 (0, 45)</w:t>
+            </w:r>
+          </w:p>
+        </w:tc>
+        <w:tc>
+          <w:tcPr>
+            <w:tcBorders>
+              <w:top w:val="single" w:space="0" w:color="D3D3D3"/>
+              <w:bottom w:val="single" w:space="0" w:color="D3D3D3"/>
+              <w:start w:val="single" w:space="0" w:color="D3D3D3"/>
+              <w:end w:val="single" w:space="0" w:color="D3D3D3"/>
+            </w:tcBorders>
+          </w:tcPr>
+          <w:p>
+            <w:pPr>
+              <w:spacing w:before="0" w:after="60"/>
+              <w:keepNext/>
+              <w:jc w:val="center"/>
+            </w:pPr>
+            <w:r>
+              <w:rPr>
+                <w:rFonts w:ascii="Calibri" w:hAnsi="Calibri"/>
+                <w:sz w:val="20"/>
+              </w:rPr>
+              <w:t xml:space="default">199 (0, 15)</w:t>
+            </w:r>
+          </w:p>
+        </w:tc>
+        <w:tc>
+          <w:tcPr>
+            <w:tcBorders>
+              <w:top w:val="single" w:space="0" w:color="D3D3D3"/>
+              <w:bottom w:val="single" w:space="0" w:color="D3D3D3"/>
+              <w:start w:val="single" w:space="0" w:color="D3D3D3"/>
+              <w:end w:val="single" w:space="0" w:color="D3D3D3"/>
+            </w:tcBorders>
+          </w:tcPr>
+          <w:p>
+            <w:pPr>
+              <w:spacing w:before="0" w:after="60"/>
+              <w:keepNext/>
+              <w:jc w:val="center"/>
+            </w:pPr>
+            <w:r>
+              <w:rPr>
+                <w:rFonts w:ascii="Calibri" w:hAnsi="Calibri"/>
+                <w:sz w:val="20"/>
+              </w:rPr>
+              <w:t xml:space="default">0.4</w:t>
             </w:r>
           </w:p>
         </w:tc>
@@ -625,79 +616,79 @@
                 <w:sz w:val="20"/>
                 <w:b w:val="true"/>
               </w:rPr>
-              <w:t xml:space="default">Atomoxetine</w:t>
-            </w:r>
-          </w:p>
-        </w:tc>
-        <w:tc>
-          <w:tcPr>
-            <w:tcBorders>
-              <w:top w:val="single" w:space="0" w:color="D3D3D3"/>
-              <w:bottom w:val="single" w:space="0" w:color="D3D3D3"/>
-              <w:start w:val="single" w:space="0" w:color="D3D3D3"/>
-              <w:end w:val="single" w:space="0" w:color="D3D3D3"/>
-            </w:tcBorders>
-          </w:tcPr>
-          <w:p>
-            <w:pPr>
-              <w:spacing w:before="0" w:after="60"/>
-              <w:keepNext/>
-              <w:jc w:val="center"/>
-            </w:pPr>
-            <w:r>
-              <w:rPr>
-                <w:rFonts w:ascii="Calibri" w:hAnsi="Calibri"/>
-                <w:sz w:val="20"/>
-              </w:rPr>
-              <w:t xml:space="default">96,328 (2.1%)</w:t>
-            </w:r>
-          </w:p>
-        </w:tc>
-        <w:tc>
-          <w:tcPr>
-            <w:tcBorders>
-              <w:top w:val="single" w:space="0" w:color="D3D3D3"/>
-              <w:bottom w:val="single" w:space="0" w:color="D3D3D3"/>
-              <w:start w:val="single" w:space="0" w:color="D3D3D3"/>
-              <w:end w:val="single" w:space="0" w:color="D3D3D3"/>
-            </w:tcBorders>
-          </w:tcPr>
-          <w:p>
-            <w:pPr>
-              <w:spacing w:before="0" w:after="60"/>
-              <w:keepNext/>
-              <w:jc w:val="center"/>
-            </w:pPr>
-            <w:r>
-              <w:rPr>
-                <w:rFonts w:ascii="Calibri" w:hAnsi="Calibri"/>
-                <w:sz w:val="20"/>
-              </w:rPr>
-              <w:t xml:space="default">105,515 (2.1%)</w:t>
-            </w:r>
-          </w:p>
-        </w:tc>
-        <w:tc>
-          <w:tcPr>
-            <w:tcBorders>
-              <w:top w:val="single" w:space="0" w:color="D3D3D3"/>
-              <w:bottom w:val="single" w:space="0" w:color="D3D3D3"/>
-              <w:start w:val="single" w:space="0" w:color="D3D3D3"/>
-              <w:end w:val="single" w:space="0" w:color="D3D3D3"/>
-            </w:tcBorders>
-          </w:tcPr>
-          <w:p>
-            <w:pPr>
-              <w:spacing w:before="0" w:after="60"/>
-              <w:keepNext/>
-              <w:jc w:val="center"/>
-            </w:pPr>
-            <w:r>
-              <w:rPr>
-                <w:rFonts w:ascii="Calibri" w:hAnsi="Calibri"/>
-                <w:sz w:val="20"/>
-              </w:rPr>
-              <w:t xml:space="default">&gt;0.9</w:t>
+              <w:t xml:space="default">Out-of-pocket ADHD spending (USD)</w:t>
+            </w:r>
+          </w:p>
+        </w:tc>
+        <w:tc>
+          <w:tcPr>
+            <w:tcBorders>
+              <w:top w:val="single" w:space="0" w:color="D3D3D3"/>
+              <w:bottom w:val="single" w:space="0" w:color="D3D3D3"/>
+              <w:start w:val="single" w:space="0" w:color="D3D3D3"/>
+              <w:end w:val="single" w:space="0" w:color="D3D3D3"/>
+            </w:tcBorders>
+          </w:tcPr>
+          <w:p>
+            <w:pPr>
+              <w:spacing w:before="0" w:after="60"/>
+              <w:keepNext/>
+              <w:jc w:val="center"/>
+            </w:pPr>
+            <w:r>
+              <w:rPr>
+                <w:rFonts w:ascii="Calibri" w:hAnsi="Calibri"/>
+                <w:sz w:val="20"/>
+              </w:rPr>
+              <w:t xml:space="default">37 (0, 0)</w:t>
+            </w:r>
+          </w:p>
+        </w:tc>
+        <w:tc>
+          <w:tcPr>
+            <w:tcBorders>
+              <w:top w:val="single" w:space="0" w:color="D3D3D3"/>
+              <w:bottom w:val="single" w:space="0" w:color="D3D3D3"/>
+              <w:start w:val="single" w:space="0" w:color="D3D3D3"/>
+              <w:end w:val="single" w:space="0" w:color="D3D3D3"/>
+            </w:tcBorders>
+          </w:tcPr>
+          <w:p>
+            <w:pPr>
+              <w:spacing w:before="0" w:after="60"/>
+              <w:keepNext/>
+              <w:jc w:val="center"/>
+            </w:pPr>
+            <w:r>
+              <w:rPr>
+                <w:rFonts w:ascii="Calibri" w:hAnsi="Calibri"/>
+                <w:sz w:val="20"/>
+              </w:rPr>
+              <w:t xml:space="default">36 (0, 0)</w:t>
+            </w:r>
+          </w:p>
+        </w:tc>
+        <w:tc>
+          <w:tcPr>
+            <w:tcBorders>
+              <w:top w:val="single" w:space="0" w:color="D3D3D3"/>
+              <w:bottom w:val="single" w:space="0" w:color="D3D3D3"/>
+              <w:start w:val="single" w:space="0" w:color="D3D3D3"/>
+              <w:end w:val="single" w:space="0" w:color="D3D3D3"/>
+            </w:tcBorders>
+          </w:tcPr>
+          <w:p>
+            <w:pPr>
+              <w:spacing w:before="0" w:after="60"/>
+              <w:keepNext/>
+              <w:jc w:val="center"/>
+            </w:pPr>
+            <w:r>
+              <w:rPr>
+                <w:rFonts w:ascii="Calibri" w:hAnsi="Calibri"/>
+                <w:sz w:val="20"/>
+              </w:rPr>
+              <w:t xml:space="default">0.8</w:t>
             </w:r>
           </w:p>
         </w:tc>
@@ -727,79 +718,79 @@
                 <w:sz w:val="20"/>
                 <w:b w:val="true"/>
               </w:rPr>
-              <w:t xml:space="default">Guanfacine</w:t>
-            </w:r>
-          </w:p>
-        </w:tc>
-        <w:tc>
-          <w:tcPr>
-            <w:tcBorders>
-              <w:top w:val="single" w:space="0" w:color="D3D3D3"/>
-              <w:bottom w:val="single" w:space="0" w:color="D3D3D3"/>
-              <w:start w:val="single" w:space="0" w:color="D3D3D3"/>
-              <w:end w:val="single" w:space="0" w:color="D3D3D3"/>
-            </w:tcBorders>
-          </w:tcPr>
-          <w:p>
-            <w:pPr>
-              <w:spacing w:before="0" w:after="60"/>
-              <w:keepNext/>
-              <w:jc w:val="center"/>
-            </w:pPr>
-            <w:r>
-              <w:rPr>
-                <w:rFonts w:ascii="Calibri" w:hAnsi="Calibri"/>
-                <w:sz w:val="20"/>
-              </w:rPr>
-              <w:t xml:space="default">165,631 (3.6%)</w:t>
-            </w:r>
-          </w:p>
-        </w:tc>
-        <w:tc>
-          <w:tcPr>
-            <w:tcBorders>
-              <w:top w:val="single" w:space="0" w:color="D3D3D3"/>
-              <w:bottom w:val="single" w:space="0" w:color="D3D3D3"/>
-              <w:start w:val="single" w:space="0" w:color="D3D3D3"/>
-              <w:end w:val="single" w:space="0" w:color="D3D3D3"/>
-            </w:tcBorders>
-          </w:tcPr>
-          <w:p>
-            <w:pPr>
-              <w:spacing w:before="0" w:after="60"/>
-              <w:keepNext/>
-              <w:jc w:val="center"/>
-            </w:pPr>
-            <w:r>
-              <w:rPr>
-                <w:rFonts w:ascii="Calibri" w:hAnsi="Calibri"/>
-                <w:sz w:val="20"/>
-              </w:rPr>
-              <w:t xml:space="default">12,624 (0.3%)</w:t>
-            </w:r>
-          </w:p>
-        </w:tc>
-        <w:tc>
-          <w:tcPr>
-            <w:tcBorders>
-              <w:top w:val="single" w:space="0" w:color="D3D3D3"/>
-              <w:bottom w:val="single" w:space="0" w:color="D3D3D3"/>
-              <w:start w:val="single" w:space="0" w:color="D3D3D3"/>
-              <w:end w:val="single" w:space="0" w:color="D3D3D3"/>
-            </w:tcBorders>
-          </w:tcPr>
-          <w:p>
-            <w:pPr>
-              <w:spacing w:before="0" w:after="60"/>
-              <w:keepNext/>
-              <w:jc w:val="center"/>
-            </w:pPr>
-            <w:r>
-              <w:rPr>
-                <w:rFonts w:ascii="Calibri" w:hAnsi="Calibri"/>
-                <w:sz w:val="20"/>
-              </w:rPr>
-              <w:t xml:space="default">&lt;0.001</w:t>
+              <w:t xml:space="default">Private insurance ADHD spending (USD)</w:t>
+            </w:r>
+          </w:p>
+        </w:tc>
+        <w:tc>
+          <w:tcPr>
+            <w:tcBorders>
+              <w:top w:val="single" w:space="0" w:color="D3D3D3"/>
+              <w:bottom w:val="single" w:space="0" w:color="D3D3D3"/>
+              <w:start w:val="single" w:space="0" w:color="D3D3D3"/>
+              <w:end w:val="single" w:space="0" w:color="D3D3D3"/>
+            </w:tcBorders>
+          </w:tcPr>
+          <w:p>
+            <w:pPr>
+              <w:spacing w:before="0" w:after="60"/>
+              <w:keepNext/>
+              <w:jc w:val="center"/>
+            </w:pPr>
+            <w:r>
+              <w:rPr>
+                <w:rFonts w:ascii="Calibri" w:hAnsi="Calibri"/>
+                <w:sz w:val="20"/>
+              </w:rPr>
+              <w:t xml:space="default">33 (0, 0)</w:t>
+            </w:r>
+          </w:p>
+        </w:tc>
+        <w:tc>
+          <w:tcPr>
+            <w:tcBorders>
+              <w:top w:val="single" w:space="0" w:color="D3D3D3"/>
+              <w:bottom w:val="single" w:space="0" w:color="D3D3D3"/>
+              <w:start w:val="single" w:space="0" w:color="D3D3D3"/>
+              <w:end w:val="single" w:space="0" w:color="D3D3D3"/>
+            </w:tcBorders>
+          </w:tcPr>
+          <w:p>
+            <w:pPr>
+              <w:spacing w:before="0" w:after="60"/>
+              <w:keepNext/>
+              <w:jc w:val="center"/>
+            </w:pPr>
+            <w:r>
+              <w:rPr>
+                <w:rFonts w:ascii="Calibri" w:hAnsi="Calibri"/>
+                <w:sz w:val="20"/>
+              </w:rPr>
+              <w:t xml:space="default">22 (0, 0)</w:t>
+            </w:r>
+          </w:p>
+        </w:tc>
+        <w:tc>
+          <w:tcPr>
+            <w:tcBorders>
+              <w:top w:val="single" w:space="0" w:color="D3D3D3"/>
+              <w:bottom w:val="single" w:space="0" w:color="D3D3D3"/>
+              <w:start w:val="single" w:space="0" w:color="D3D3D3"/>
+              <w:end w:val="single" w:space="0" w:color="D3D3D3"/>
+            </w:tcBorders>
+          </w:tcPr>
+          <w:p>
+            <w:pPr>
+              <w:spacing w:before="0" w:after="60"/>
+              <w:keepNext/>
+              <w:jc w:val="center"/>
+            </w:pPr>
+            <w:r>
+              <w:rPr>
+                <w:rFonts w:ascii="Calibri" w:hAnsi="Calibri"/>
+                <w:sz w:val="20"/>
+              </w:rPr>
+              <w:t xml:space="default">0.2</w:t>
             </w:r>
           </w:p>
         </w:tc>
@@ -829,79 +820,79 @@
                 <w:sz w:val="20"/>
                 <w:b w:val="true"/>
               </w:rPr>
-              <w:t xml:space="default">Clonidine</w:t>
-            </w:r>
-          </w:p>
-        </w:tc>
-        <w:tc>
-          <w:tcPr>
-            <w:tcBorders>
-              <w:top w:val="single" w:space="0" w:color="D3D3D3"/>
-              <w:bottom w:val="single" w:space="0" w:color="D3D3D3"/>
-              <w:start w:val="single" w:space="0" w:color="D3D3D3"/>
-              <w:end w:val="single" w:space="0" w:color="D3D3D3"/>
-            </w:tcBorders>
-          </w:tcPr>
-          <w:p>
-            <w:pPr>
-              <w:spacing w:before="0" w:after="60"/>
-              <w:keepNext/>
-              <w:jc w:val="center"/>
-            </w:pPr>
-            <w:r>
-              <w:rPr>
-                <w:rFonts w:ascii="Calibri" w:hAnsi="Calibri"/>
-                <w:sz w:val="20"/>
-              </w:rPr>
-              <w:t xml:space="default">227,525 (4.9%)</w:t>
-            </w:r>
-          </w:p>
-        </w:tc>
-        <w:tc>
-          <w:tcPr>
-            <w:tcBorders>
-              <w:top w:val="single" w:space="0" w:color="D3D3D3"/>
-              <w:bottom w:val="single" w:space="0" w:color="D3D3D3"/>
-              <w:start w:val="single" w:space="0" w:color="D3D3D3"/>
-              <w:end w:val="single" w:space="0" w:color="D3D3D3"/>
-            </w:tcBorders>
-          </w:tcPr>
-          <w:p>
-            <w:pPr>
-              <w:spacing w:before="0" w:after="60"/>
-              <w:keepNext/>
-              <w:jc w:val="center"/>
-            </w:pPr>
-            <w:r>
-              <w:rPr>
-                <w:rFonts w:ascii="Calibri" w:hAnsi="Calibri"/>
-                <w:sz w:val="20"/>
-              </w:rPr>
-              <w:t xml:space="default">257,274 (5.2%)</w:t>
-            </w:r>
-          </w:p>
-        </w:tc>
-        <w:tc>
-          <w:tcPr>
-            <w:tcBorders>
-              <w:top w:val="single" w:space="0" w:color="D3D3D3"/>
-              <w:bottom w:val="single" w:space="0" w:color="D3D3D3"/>
-              <w:start w:val="single" w:space="0" w:color="D3D3D3"/>
-              <w:end w:val="single" w:space="0" w:color="D3D3D3"/>
-            </w:tcBorders>
-          </w:tcPr>
-          <w:p>
-            <w:pPr>
-              <w:spacing w:before="0" w:after="60"/>
-              <w:keepNext/>
-              <w:jc w:val="center"/>
-            </w:pPr>
-            <w:r>
-              <w:rPr>
-                <w:rFonts w:ascii="Calibri" w:hAnsi="Calibri"/>
-                <w:sz w:val="20"/>
-              </w:rPr>
-              <w:t xml:space="default">0.8</w:t>
+              <w:t xml:space="default">Medicaid ADHD spending (USD)</w:t>
+            </w:r>
+          </w:p>
+        </w:tc>
+        <w:tc>
+          <w:tcPr>
+            <w:tcBorders>
+              <w:top w:val="single" w:space="0" w:color="D3D3D3"/>
+              <w:bottom w:val="single" w:space="0" w:color="D3D3D3"/>
+              <w:start w:val="single" w:space="0" w:color="D3D3D3"/>
+              <w:end w:val="single" w:space="0" w:color="D3D3D3"/>
+            </w:tcBorders>
+          </w:tcPr>
+          <w:p>
+            <w:pPr>
+              <w:spacing w:before="0" w:after="60"/>
+              <w:keepNext/>
+              <w:jc w:val="center"/>
+            </w:pPr>
+            <w:r>
+              <w:rPr>
+                <w:rFonts w:ascii="Calibri" w:hAnsi="Calibri"/>
+                <w:sz w:val="20"/>
+              </w:rPr>
+              <w:t xml:space="default">172 (0, 0)</w:t>
+            </w:r>
+          </w:p>
+        </w:tc>
+        <w:tc>
+          <w:tcPr>
+            <w:tcBorders>
+              <w:top w:val="single" w:space="0" w:color="D3D3D3"/>
+              <w:bottom w:val="single" w:space="0" w:color="D3D3D3"/>
+              <w:start w:val="single" w:space="0" w:color="D3D3D3"/>
+              <w:end w:val="single" w:space="0" w:color="D3D3D3"/>
+            </w:tcBorders>
+          </w:tcPr>
+          <w:p>
+            <w:pPr>
+              <w:spacing w:before="0" w:after="60"/>
+              <w:keepNext/>
+              <w:jc w:val="center"/>
+            </w:pPr>
+            <w:r>
+              <w:rPr>
+                <w:rFonts w:ascii="Calibri" w:hAnsi="Calibri"/>
+                <w:sz w:val="20"/>
+              </w:rPr>
+              <w:t xml:space="default">127 (0, 0)</w:t>
+            </w:r>
+          </w:p>
+        </w:tc>
+        <w:tc>
+          <w:tcPr>
+            <w:tcBorders>
+              <w:top w:val="single" w:space="0" w:color="D3D3D3"/>
+              <w:bottom w:val="single" w:space="0" w:color="D3D3D3"/>
+              <w:start w:val="single" w:space="0" w:color="D3D3D3"/>
+              <w:end w:val="single" w:space="0" w:color="D3D3D3"/>
+            </w:tcBorders>
+          </w:tcPr>
+          <w:p>
+            <w:pPr>
+              <w:spacing w:before="0" w:after="60"/>
+              <w:keepNext/>
+              <w:jc w:val="center"/>
+            </w:pPr>
+            <w:r>
+              <w:rPr>
+                <w:rFonts w:ascii="Calibri" w:hAnsi="Calibri"/>
+                <w:sz w:val="20"/>
+              </w:rPr>
+              <w:t xml:space="default">0.3</w:t>
             </w:r>
           </w:p>
         </w:tc>
@@ -912,28 +903,98 @@
         </w:trPr>
         <w:tc>
           <w:tcPr>
-            <w:gridSpan w:val="4"/>
-          </w:tcPr>
-          <w:p>
-            <w:pPr>
-              <w:spacing w:before="0" w:after="60"/>
-              <w:keepNext/>
-            </w:pPr>
-            <w:r>
-              <w:rPr>
-                <w:vertAlign w:val="superscript"/>
-                <w:i/>
-                <w:rFonts w:ascii="Calibri" w:hAnsi="Calibri"/>
-                <w:sz w:val="20"/>
-              </w:rPr>
-              <w:t xml:space="default">1</w:t>
-            </w:r>
-            <w:r>
-              <w:rPr>
-                <w:rFonts w:ascii="Calibri" w:hAnsi="Calibri"/>
-                <w:sz w:val="20"/>
-              </w:rPr>
-              <w:t xml:space="preserve">Viloxazine use was 0% in both 2019 and 2021 and is not shown. Guanfacine and clonidine were excluded because they may have been prescribed for indications other than ADHD.</w:t>
+            <w:tcBorders>
+              <w:top w:val="single" w:space="0" w:color="D3D3D3"/>
+              <w:bottom w:val="single" w:space="0" w:color="D3D3D3"/>
+              <w:start w:val="single" w:space="0" w:color="D3D3D3"/>
+              <w:end w:val="single" w:space="0" w:color="D3D3D3"/>
+            </w:tcBorders>
+          </w:tcPr>
+          <w:p>
+            <w:pPr>
+              <w:spacing w:before="0" w:after="60"/>
+              <w:keepNext/>
+              <w:jc w:val="start"/>
+            </w:pPr>
+            <w:r>
+              <w:rPr>
+                <w:rFonts w:ascii="Calibri" w:hAnsi="Calibri"/>
+                <w:sz w:val="20"/>
+                <w:b w:val="true"/>
+              </w:rPr>
+              <w:t xml:space="default">Medicare ADHD spending (USD)</w:t>
+            </w:r>
+          </w:p>
+        </w:tc>
+        <w:tc>
+          <w:tcPr>
+            <w:tcBorders>
+              <w:top w:val="single" w:space="0" w:color="D3D3D3"/>
+              <w:bottom w:val="single" w:space="0" w:color="D3D3D3"/>
+              <w:start w:val="single" w:space="0" w:color="D3D3D3"/>
+              <w:end w:val="single" w:space="0" w:color="D3D3D3"/>
+            </w:tcBorders>
+          </w:tcPr>
+          <w:p>
+            <w:pPr>
+              <w:spacing w:before="0" w:after="60"/>
+              <w:keepNext/>
+              <w:jc w:val="center"/>
+            </w:pPr>
+            <w:r>
+              <w:rPr>
+                <w:rFonts w:ascii="Calibri" w:hAnsi="Calibri"/>
+                <w:sz w:val="20"/>
+              </w:rPr>
+              <w:t xml:space="default">10.7736 (0.0000, 0.0000)</w:t>
+            </w:r>
+          </w:p>
+        </w:tc>
+        <w:tc>
+          <w:tcPr>
+            <w:tcBorders>
+              <w:top w:val="single" w:space="0" w:color="D3D3D3"/>
+              <w:bottom w:val="single" w:space="0" w:color="D3D3D3"/>
+              <w:start w:val="single" w:space="0" w:color="D3D3D3"/>
+              <w:end w:val="single" w:space="0" w:color="D3D3D3"/>
+            </w:tcBorders>
+          </w:tcPr>
+          <w:p>
+            <w:pPr>
+              <w:spacing w:before="0" w:after="60"/>
+              <w:keepNext/>
+              <w:jc w:val="center"/>
+            </w:pPr>
+            <w:r>
+              <w:rPr>
+                <w:rFonts w:ascii="Calibri" w:hAnsi="Calibri"/>
+                <w:sz w:val="20"/>
+              </w:rPr>
+              <w:t xml:space="default">3.5256 (0.0000, 0.0000)</w:t>
+            </w:r>
+          </w:p>
+        </w:tc>
+        <w:tc>
+          <w:tcPr>
+            <w:tcBorders>
+              <w:top w:val="single" w:space="0" w:color="D3D3D3"/>
+              <w:bottom w:val="single" w:space="0" w:color="D3D3D3"/>
+              <w:start w:val="single" w:space="0" w:color="D3D3D3"/>
+              <w:end w:val="single" w:space="0" w:color="D3D3D3"/>
+            </w:tcBorders>
+          </w:tcPr>
+          <w:p>
+            <w:pPr>
+              <w:spacing w:before="0" w:after="60"/>
+              <w:keepNext/>
+              <w:jc w:val="center"/>
+            </w:pPr>
+            <w:r>
+              <w:rPr>
+                <w:rFonts w:ascii="Calibri" w:hAnsi="Calibri"/>
+                <w:sz w:val="20"/>
+              </w:rPr>
+              <w:t xml:space="default">0.6</w:t>
             </w:r>
           </w:p>
         </w:tc>
@@ -944,28 +1005,98 @@
         </w:trPr>
         <w:tc>
           <w:tcPr>
-            <w:gridSpan w:val="4"/>
-          </w:tcPr>
-          <w:p>
-            <w:pPr>
-              <w:spacing w:before="0" w:after="60"/>
-              <w:keepNext/>
-            </w:pPr>
-            <w:r>
-              <w:rPr>
-                <w:vertAlign w:val="superscript"/>
-                <w:i/>
-                <w:rFonts w:ascii="Calibri" w:hAnsi="Calibri"/>
-                <w:sz w:val="20"/>
-              </w:rPr>
-              <w:t xml:space="default">2</w:t>
-            </w:r>
-            <w:r>
-              <w:rPr>
-                <w:rFonts w:ascii="Calibri" w:hAnsi="Calibri"/>
-                <w:sz w:val="20"/>
-              </w:rPr>
-              <w:t xml:space="preserve">n (%)</w:t>
+            <w:tcBorders>
+              <w:top w:val="single" w:space="0" w:color="D3D3D3"/>
+              <w:bottom w:val="single" w:space="0" w:color="D3D3D3"/>
+              <w:start w:val="single" w:space="0" w:color="D3D3D3"/>
+              <w:end w:val="single" w:space="0" w:color="D3D3D3"/>
+            </w:tcBorders>
+          </w:tcPr>
+          <w:p>
+            <w:pPr>
+              <w:spacing w:before="0" w:after="60"/>
+              <w:keepNext/>
+              <w:jc w:val="start"/>
+            </w:pPr>
+            <w:r>
+              <w:rPr>
+                <w:rFonts w:ascii="Calibri" w:hAnsi="Calibri"/>
+                <w:sz w:val="20"/>
+                <w:b w:val="true"/>
+              </w:rPr>
+              <w:t xml:space="default">Out-of-pocket share of ADHD medication spending</w:t>
+            </w:r>
+          </w:p>
+        </w:tc>
+        <w:tc>
+          <w:tcPr>
+            <w:tcBorders>
+              <w:top w:val="single" w:space="0" w:color="D3D3D3"/>
+              <w:bottom w:val="single" w:space="0" w:color="D3D3D3"/>
+              <w:start w:val="single" w:space="0" w:color="D3D3D3"/>
+              <w:end w:val="single" w:space="0" w:color="D3D3D3"/>
+            </w:tcBorders>
+          </w:tcPr>
+          <w:p>
+            <w:pPr>
+              <w:spacing w:before="0" w:after="60"/>
+              <w:keepNext/>
+              <w:jc w:val="center"/>
+            </w:pPr>
+            <w:r>
+              <w:rPr>
+                <w:rFonts w:ascii="Calibri" w:hAnsi="Calibri"/>
+                <w:sz w:val="20"/>
+              </w:rPr>
+              <w:t xml:space="default">0.11 (0.00, 0.00)</w:t>
+            </w:r>
+          </w:p>
+        </w:tc>
+        <w:tc>
+          <w:tcPr>
+            <w:tcBorders>
+              <w:top w:val="single" w:space="0" w:color="D3D3D3"/>
+              <w:bottom w:val="single" w:space="0" w:color="D3D3D3"/>
+              <w:start w:val="single" w:space="0" w:color="D3D3D3"/>
+              <w:end w:val="single" w:space="0" w:color="D3D3D3"/>
+            </w:tcBorders>
+          </w:tcPr>
+          <w:p>
+            <w:pPr>
+              <w:spacing w:before="0" w:after="60"/>
+              <w:keepNext/>
+              <w:jc w:val="center"/>
+            </w:pPr>
+            <w:r>
+              <w:rPr>
+                <w:rFonts w:ascii="Calibri" w:hAnsi="Calibri"/>
+                <w:sz w:val="20"/>
+              </w:rPr>
+              <w:t xml:space="default">0.12 (0.00, 0.00)</w:t>
+            </w:r>
+          </w:p>
+        </w:tc>
+        <w:tc>
+          <w:tcPr>
+            <w:tcBorders>
+              <w:top w:val="single" w:space="0" w:color="D3D3D3"/>
+              <w:bottom w:val="single" w:space="0" w:color="D3D3D3"/>
+              <w:start w:val="single" w:space="0" w:color="D3D3D3"/>
+              <w:end w:val="single" w:space="0" w:color="D3D3D3"/>
+            </w:tcBorders>
+          </w:tcPr>
+          <w:p>
+            <w:pPr>
+              <w:spacing w:before="0" w:after="60"/>
+              <w:keepNext/>
+              <w:jc w:val="center"/>
+            </w:pPr>
+            <w:r>
+              <w:rPr>
+                <w:rFonts w:ascii="Calibri" w:hAnsi="Calibri"/>
+                <w:sz w:val="20"/>
+              </w:rPr>
+              <w:t xml:space="default">0.9</w:t>
             </w:r>
           </w:p>
         </w:tc>
@@ -990,14 +1121,46 @@
                 <w:rFonts w:ascii="Calibri" w:hAnsi="Calibri"/>
                 <w:sz w:val="20"/>
               </w:rPr>
-              <w:t xml:space="default">3</w:t>
-            </w:r>
-            <w:r>
-              <w:rPr>
-                <w:rFonts w:ascii="Calibri" w:hAnsi="Calibri"/>
-                <w:sz w:val="20"/>
-              </w:rPr>
-              <w:t xml:space="preserve">Pearson's X^2: Rao &amp; Scott adjustment</w:t>
+              <w:t xml:space="default">1</w:t>
+            </w:r>
+            <w:r>
+              <w:rPr>
+                <w:rFonts w:ascii="Calibri" w:hAnsi="Calibri"/>
+                <w:sz w:val="20"/>
+              </w:rPr>
+              <w:t xml:space="preserve">n (%); Mean (Q1, Q3)</w:t>
+            </w:r>
+          </w:p>
+        </w:tc>
+      </w:tr>
+      <w:tr>
+        <w:trPr>
+          <w:cantSplit/>
+        </w:trPr>
+        <w:tc>
+          <w:tcPr>
+            <w:gridSpan w:val="4"/>
+          </w:tcPr>
+          <w:p>
+            <w:pPr>
+              <w:spacing w:before="0" w:after="60"/>
+              <w:keepNext/>
+            </w:pPr>
+            <w:r>
+              <w:rPr>
+                <w:vertAlign w:val="superscript"/>
+                <w:i/>
+                <w:rFonts w:ascii="Calibri" w:hAnsi="Calibri"/>
+                <w:sz w:val="20"/>
+              </w:rPr>
+              <w:t xml:space="default">2</w:t>
+            </w:r>
+            <w:r>
+              <w:rPr>
+                <w:rFonts w:ascii="Calibri" w:hAnsi="Calibri"/>
+                <w:sz w:val="20"/>
+              </w:rPr>
+              <w:t xml:space="preserve">Pearson's X^2: Rao &amp; Scott adjustment; Design-based KruskalWallis test</w:t>
             </w:r>
           </w:p>
         </w:tc>

--- a/exports/table2.docx
+++ b/exports/table2.docx
@@ -83,7 +83,7 @@
                 <w:rFonts w:ascii="Calibri" w:hAnsi="Calibri"/>
                 <w:sz w:val="20"/>
               </w:rPr>
-              <w:t xml:space="preserve">N = 4,661,802</w:t>
+              <w:t xml:space="preserve">N = 1,230,207</w:t>
             </w:r>
             <w:r>
               <w:rPr>
@@ -136,7 +136,7 @@
                 <w:rFonts w:ascii="Calibri" w:hAnsi="Calibri"/>
                 <w:sz w:val="20"/>
               </w:rPr>
-              <w:t xml:space="preserve">N = 4,987,370</w:t>
+              <w:t xml:space="preserve">N = 1,165,487</w:t>
             </w:r>
             <w:r>
               <w:rPr>
@@ -208,79 +208,79 @@
                 <w:sz w:val="20"/>
                 <w:b w:val="true"/>
               </w:rPr>
-              <w:t xml:space="default">Any ADHD medication</w:t>
-            </w:r>
-          </w:p>
-        </w:tc>
-        <w:tc>
-          <w:tcPr>
-            <w:tcBorders>
-              <w:top w:val="single" w:space="0" w:color="D3D3D3"/>
-              <w:bottom w:val="single" w:space="0" w:color="D3D3D3"/>
-              <w:start w:val="single" w:space="0" w:color="D3D3D3"/>
-              <w:end w:val="single" w:space="0" w:color="D3D3D3"/>
-            </w:tcBorders>
-          </w:tcPr>
-          <w:p>
-            <w:pPr>
-              <w:spacing w:before="0" w:after="60"/>
-              <w:keepNext/>
-              <w:jc w:val="center"/>
-            </w:pPr>
-            <w:r>
-              <w:rPr>
-                <w:rFonts w:ascii="Calibri" w:hAnsi="Calibri"/>
-                <w:sz w:val="20"/>
-              </w:rPr>
-              <w:t xml:space="default">1,391,588 (30%)</w:t>
-            </w:r>
-          </w:p>
-        </w:tc>
-        <w:tc>
-          <w:tcPr>
-            <w:tcBorders>
-              <w:top w:val="single" w:space="0" w:color="D3D3D3"/>
-              <w:bottom w:val="single" w:space="0" w:color="D3D3D3"/>
-              <w:start w:val="single" w:space="0" w:color="D3D3D3"/>
-              <w:end w:val="single" w:space="0" w:color="D3D3D3"/>
-            </w:tcBorders>
-          </w:tcPr>
-          <w:p>
-            <w:pPr>
-              <w:spacing w:before="0" w:after="60"/>
-              <w:keepNext/>
-              <w:jc w:val="center"/>
-            </w:pPr>
-            <w:r>
-              <w:rPr>
-                <w:rFonts w:ascii="Calibri" w:hAnsi="Calibri"/>
-                <w:sz w:val="20"/>
-              </w:rPr>
-              <w:t xml:space="default">1,346,795 (27%)</w:t>
-            </w:r>
-          </w:p>
-        </w:tc>
-        <w:tc>
-          <w:tcPr>
-            <w:tcBorders>
-              <w:top w:val="single" w:space="0" w:color="D3D3D3"/>
-              <w:bottom w:val="single" w:space="0" w:color="D3D3D3"/>
-              <w:start w:val="single" w:space="0" w:color="D3D3D3"/>
-              <w:end w:val="single" w:space="0" w:color="D3D3D3"/>
-            </w:tcBorders>
-          </w:tcPr>
-          <w:p>
-            <w:pPr>
-              <w:spacing w:before="0" w:after="60"/>
-              <w:keepNext/>
-              <w:jc w:val="center"/>
-            </w:pPr>
-            <w:r>
-              <w:rPr>
-                <w:rFonts w:ascii="Calibri" w:hAnsi="Calibri"/>
-                <w:sz w:val="20"/>
-              </w:rPr>
-              <w:t xml:space="default">0.5</w:t>
+              <w:t xml:space="default">Number of unique ADHD drugs used</w:t>
+            </w:r>
+          </w:p>
+        </w:tc>
+        <w:tc>
+          <w:tcPr>
+            <w:tcBorders>
+              <w:top w:val="single" w:space="0" w:color="D3D3D3"/>
+              <w:bottom w:val="single" w:space="0" w:color="D3D3D3"/>
+              <w:start w:val="single" w:space="0" w:color="D3D3D3"/>
+              <w:end w:val="single" w:space="0" w:color="D3D3D3"/>
+            </w:tcBorders>
+          </w:tcPr>
+          <w:p>
+            <w:pPr>
+              <w:spacing w:before="0" w:after="60"/>
+              <w:keepNext/>
+              <w:jc w:val="center"/>
+            </w:pPr>
+            <w:r>
+              <w:rPr>
+                <w:rFonts w:ascii="Calibri" w:hAnsi="Calibri"/>
+                <w:sz w:val="20"/>
+              </w:rPr>
+              <w:t xml:space="default"/>
+            </w:r>
+          </w:p>
+        </w:tc>
+        <w:tc>
+          <w:tcPr>
+            <w:tcBorders>
+              <w:top w:val="single" w:space="0" w:color="D3D3D3"/>
+              <w:bottom w:val="single" w:space="0" w:color="D3D3D3"/>
+              <w:start w:val="single" w:space="0" w:color="D3D3D3"/>
+              <w:end w:val="single" w:space="0" w:color="D3D3D3"/>
+            </w:tcBorders>
+          </w:tcPr>
+          <w:p>
+            <w:pPr>
+              <w:spacing w:before="0" w:after="60"/>
+              <w:keepNext/>
+              <w:jc w:val="center"/>
+            </w:pPr>
+            <w:r>
+              <w:rPr>
+                <w:rFonts w:ascii="Calibri" w:hAnsi="Calibri"/>
+                <w:sz w:val="20"/>
+              </w:rPr>
+              <w:t xml:space="default"/>
+            </w:r>
+          </w:p>
+        </w:tc>
+        <w:tc>
+          <w:tcPr>
+            <w:tcBorders>
+              <w:top w:val="single" w:space="0" w:color="D3D3D3"/>
+              <w:bottom w:val="single" w:space="0" w:color="D3D3D3"/>
+              <w:start w:val="single" w:space="0" w:color="D3D3D3"/>
+              <w:end w:val="single" w:space="0" w:color="D3D3D3"/>
+            </w:tcBorders>
+          </w:tcPr>
+          <w:p>
+            <w:pPr>
+              <w:spacing w:before="0" w:after="60"/>
+              <w:keepNext/>
+              <w:jc w:val="center"/>
+            </w:pPr>
+            <w:r>
+              <w:rPr>
+                <w:rFonts w:ascii="Calibri" w:hAnsi="Calibri"/>
+                <w:sz w:val="20"/>
+              </w:rPr>
+              <w:t xml:space="default">0.6</w:t>
             </w:r>
           </w:p>
         </w:tc>
@@ -308,81 +308,80 @@
               <w:rPr>
                 <w:rFonts w:ascii="Calibri" w:hAnsi="Calibri"/>
                 <w:sz w:val="20"/>
-                <w:b w:val="true"/>
-              </w:rPr>
-              <w:t xml:space="default">Number of ADHD prescriptions</w:t>
-            </w:r>
-          </w:p>
-        </w:tc>
-        <w:tc>
-          <w:tcPr>
-            <w:tcBorders>
-              <w:top w:val="single" w:space="0" w:color="D3D3D3"/>
-              <w:bottom w:val="single" w:space="0" w:color="D3D3D3"/>
-              <w:start w:val="single" w:space="0" w:color="D3D3D3"/>
-              <w:end w:val="single" w:space="0" w:color="D3D3D3"/>
-            </w:tcBorders>
-          </w:tcPr>
-          <w:p>
-            <w:pPr>
-              <w:spacing w:before="0" w:after="60"/>
-              <w:keepNext/>
-              <w:jc w:val="center"/>
-            </w:pPr>
-            <w:r>
-              <w:rPr>
-                <w:rFonts w:ascii="Calibri" w:hAnsi="Calibri"/>
-                <w:sz w:val="20"/>
-              </w:rPr>
-              <w:t xml:space="default">2 (0, 1)</w:t>
-            </w:r>
-          </w:p>
-        </w:tc>
-        <w:tc>
-          <w:tcPr>
-            <w:tcBorders>
-              <w:top w:val="single" w:space="0" w:color="D3D3D3"/>
-              <w:bottom w:val="single" w:space="0" w:color="D3D3D3"/>
-              <w:start w:val="single" w:space="0" w:color="D3D3D3"/>
-              <w:end w:val="single" w:space="0" w:color="D3D3D3"/>
-            </w:tcBorders>
-          </w:tcPr>
-          <w:p>
-            <w:pPr>
-              <w:spacing w:before="0" w:after="60"/>
-              <w:keepNext/>
-              <w:jc w:val="center"/>
-            </w:pPr>
-            <w:r>
-              <w:rPr>
-                <w:rFonts w:ascii="Calibri" w:hAnsi="Calibri"/>
-                <w:sz w:val="20"/>
-              </w:rPr>
-              <w:t xml:space="default">2 (0, 1)</w:t>
-            </w:r>
-          </w:p>
-        </w:tc>
-        <w:tc>
-          <w:tcPr>
-            <w:tcBorders>
-              <w:top w:val="single" w:space="0" w:color="D3D3D3"/>
-              <w:bottom w:val="single" w:space="0" w:color="D3D3D3"/>
-              <w:start w:val="single" w:space="0" w:color="D3D3D3"/>
-              <w:end w:val="single" w:space="0" w:color="D3D3D3"/>
-            </w:tcBorders>
-          </w:tcPr>
-          <w:p>
-            <w:pPr>
-              <w:spacing w:before="0" w:after="60"/>
-              <w:keepNext/>
-              <w:jc w:val="center"/>
-            </w:pPr>
-            <w:r>
-              <w:rPr>
-                <w:rFonts w:ascii="Calibri" w:hAnsi="Calibri"/>
-                <w:sz w:val="20"/>
-              </w:rPr>
-              <w:t xml:space="default">0.5</w:t>
+              </w:rPr>
+              <w:t xml:space="default">    1</w:t>
+            </w:r>
+          </w:p>
+        </w:tc>
+        <w:tc>
+          <w:tcPr>
+            <w:tcBorders>
+              <w:top w:val="single" w:space="0" w:color="D3D3D3"/>
+              <w:bottom w:val="single" w:space="0" w:color="D3D3D3"/>
+              <w:start w:val="single" w:space="0" w:color="D3D3D3"/>
+              <w:end w:val="single" w:space="0" w:color="D3D3D3"/>
+            </w:tcBorders>
+          </w:tcPr>
+          <w:p>
+            <w:pPr>
+              <w:spacing w:before="0" w:after="60"/>
+              <w:keepNext/>
+              <w:jc w:val="center"/>
+            </w:pPr>
+            <w:r>
+              <w:rPr>
+                <w:rFonts w:ascii="Calibri" w:hAnsi="Calibri"/>
+                <w:sz w:val="20"/>
+              </w:rPr>
+              <w:t xml:space="default">1,182,272 (96%)</w:t>
+            </w:r>
+          </w:p>
+        </w:tc>
+        <w:tc>
+          <w:tcPr>
+            <w:tcBorders>
+              <w:top w:val="single" w:space="0" w:color="D3D3D3"/>
+              <w:bottom w:val="single" w:space="0" w:color="D3D3D3"/>
+              <w:start w:val="single" w:space="0" w:color="D3D3D3"/>
+              <w:end w:val="single" w:space="0" w:color="D3D3D3"/>
+            </w:tcBorders>
+          </w:tcPr>
+          <w:p>
+            <w:pPr>
+              <w:spacing w:before="0" w:after="60"/>
+              <w:keepNext/>
+              <w:jc w:val="center"/>
+            </w:pPr>
+            <w:r>
+              <w:rPr>
+                <w:rFonts w:ascii="Calibri" w:hAnsi="Calibri"/>
+                <w:sz w:val="20"/>
+              </w:rPr>
+              <w:t xml:space="default">1,133,840 (97%)</w:t>
+            </w:r>
+          </w:p>
+        </w:tc>
+        <w:tc>
+          <w:tcPr>
+            <w:tcBorders>
+              <w:top w:val="single" w:space="0" w:color="D3D3D3"/>
+              <w:bottom w:val="single" w:space="0" w:color="D3D3D3"/>
+              <w:start w:val="single" w:space="0" w:color="D3D3D3"/>
+              <w:end w:val="single" w:space="0" w:color="D3D3D3"/>
+            </w:tcBorders>
+          </w:tcPr>
+          <w:p>
+            <w:pPr>
+              <w:spacing w:before="0" w:after="60"/>
+              <w:keepNext/>
+              <w:jc w:val="center"/>
+            </w:pPr>
+            <w:r>
+              <w:rPr>
+                <w:rFonts w:ascii="Calibri" w:hAnsi="Calibri"/>
+                <w:sz w:val="20"/>
+              </w:rPr>
+              <w:t xml:space="default"/>
             </w:r>
           </w:p>
         </w:tc>
@@ -410,81 +409,80 @@
               <w:rPr>
                 <w:rFonts w:ascii="Calibri" w:hAnsi="Calibri"/>
                 <w:sz w:val="20"/>
-                <w:b w:val="true"/>
-              </w:rPr>
-              <w:t xml:space="default">Total ADHD medication days supplied</w:t>
-            </w:r>
-          </w:p>
-        </w:tc>
-        <w:tc>
-          <w:tcPr>
-            <w:tcBorders>
-              <w:top w:val="single" w:space="0" w:color="D3D3D3"/>
-              <w:bottom w:val="single" w:space="0" w:color="D3D3D3"/>
-              <w:start w:val="single" w:space="0" w:color="D3D3D3"/>
-              <w:end w:val="single" w:space="0" w:color="D3D3D3"/>
-            </w:tcBorders>
-          </w:tcPr>
-          <w:p>
-            <w:pPr>
-              <w:spacing w:before="0" w:after="60"/>
-              <w:keepNext/>
-              <w:jc w:val="center"/>
-            </w:pPr>
-            <w:r>
-              <w:rPr>
-                <w:rFonts w:ascii="Calibri" w:hAnsi="Calibri"/>
-                <w:sz w:val="20"/>
-              </w:rPr>
-              <w:t xml:space="default">32 (0, 0)</w:t>
-            </w:r>
-          </w:p>
-        </w:tc>
-        <w:tc>
-          <w:tcPr>
-            <w:tcBorders>
-              <w:top w:val="single" w:space="0" w:color="D3D3D3"/>
-              <w:bottom w:val="single" w:space="0" w:color="D3D3D3"/>
-              <w:start w:val="single" w:space="0" w:color="D3D3D3"/>
-              <w:end w:val="single" w:space="0" w:color="D3D3D3"/>
-            </w:tcBorders>
-          </w:tcPr>
-          <w:p>
-            <w:pPr>
-              <w:spacing w:before="0" w:after="60"/>
-              <w:keepNext/>
-              <w:jc w:val="center"/>
-            </w:pPr>
-            <w:r>
-              <w:rPr>
-                <w:rFonts w:ascii="Calibri" w:hAnsi="Calibri"/>
-                <w:sz w:val="20"/>
-              </w:rPr>
-              <w:t xml:space="default">16 (0, 0)</w:t>
-            </w:r>
-          </w:p>
-        </w:tc>
-        <w:tc>
-          <w:tcPr>
-            <w:tcBorders>
-              <w:top w:val="single" w:space="0" w:color="D3D3D3"/>
-              <w:bottom w:val="single" w:space="0" w:color="D3D3D3"/>
-              <w:start w:val="single" w:space="0" w:color="D3D3D3"/>
-              <w:end w:val="single" w:space="0" w:color="D3D3D3"/>
-            </w:tcBorders>
-          </w:tcPr>
-          <w:p>
-            <w:pPr>
-              <w:spacing w:before="0" w:after="60"/>
-              <w:keepNext/>
-              <w:jc w:val="center"/>
-            </w:pPr>
-            <w:r>
-              <w:rPr>
-                <w:rFonts w:ascii="Calibri" w:hAnsi="Calibri"/>
-                <w:sz w:val="20"/>
-              </w:rPr>
-              <w:t xml:space="default">0.11</w:t>
+              </w:rPr>
+              <w:t xml:space="default">    2</w:t>
+            </w:r>
+          </w:p>
+        </w:tc>
+        <w:tc>
+          <w:tcPr>
+            <w:tcBorders>
+              <w:top w:val="single" w:space="0" w:color="D3D3D3"/>
+              <w:bottom w:val="single" w:space="0" w:color="D3D3D3"/>
+              <w:start w:val="single" w:space="0" w:color="D3D3D3"/>
+              <w:end w:val="single" w:space="0" w:color="D3D3D3"/>
+            </w:tcBorders>
+          </w:tcPr>
+          <w:p>
+            <w:pPr>
+              <w:spacing w:before="0" w:after="60"/>
+              <w:keepNext/>
+              <w:jc w:val="center"/>
+            </w:pPr>
+            <w:r>
+              <w:rPr>
+                <w:rFonts w:ascii="Calibri" w:hAnsi="Calibri"/>
+                <w:sz w:val="20"/>
+              </w:rPr>
+              <w:t xml:space="default">47,935 (3.9%)</w:t>
+            </w:r>
+          </w:p>
+        </w:tc>
+        <w:tc>
+          <w:tcPr>
+            <w:tcBorders>
+              <w:top w:val="single" w:space="0" w:color="D3D3D3"/>
+              <w:bottom w:val="single" w:space="0" w:color="D3D3D3"/>
+              <w:start w:val="single" w:space="0" w:color="D3D3D3"/>
+              <w:end w:val="single" w:space="0" w:color="D3D3D3"/>
+            </w:tcBorders>
+          </w:tcPr>
+          <w:p>
+            <w:pPr>
+              <w:spacing w:before="0" w:after="60"/>
+              <w:keepNext/>
+              <w:jc w:val="center"/>
+            </w:pPr>
+            <w:r>
+              <w:rPr>
+                <w:rFonts w:ascii="Calibri" w:hAnsi="Calibri"/>
+                <w:sz w:val="20"/>
+              </w:rPr>
+              <w:t xml:space="default">31,648 (2.7%)</w:t>
+            </w:r>
+          </w:p>
+        </w:tc>
+        <w:tc>
+          <w:tcPr>
+            <w:tcBorders>
+              <w:top w:val="single" w:space="0" w:color="D3D3D3"/>
+              <w:bottom w:val="single" w:space="0" w:color="D3D3D3"/>
+              <w:start w:val="single" w:space="0" w:color="D3D3D3"/>
+              <w:end w:val="single" w:space="0" w:color="D3D3D3"/>
+            </w:tcBorders>
+          </w:tcPr>
+          <w:p>
+            <w:pPr>
+              <w:spacing w:before="0" w:after="60"/>
+              <w:keepNext/>
+              <w:jc w:val="center"/>
+            </w:pPr>
+            <w:r>
+              <w:rPr>
+                <w:rFonts w:ascii="Calibri" w:hAnsi="Calibri"/>
+                <w:sz w:val="20"/>
+              </w:rPr>
+              <w:t xml:space="default"/>
             </w:r>
           </w:p>
         </w:tc>
@@ -514,79 +512,79 @@
                 <w:sz w:val="20"/>
                 <w:b w:val="true"/>
               </w:rPr>
-              <w:t xml:space="default">Total ADHD medication spending (USD)</w:t>
-            </w:r>
-          </w:p>
-        </w:tc>
-        <w:tc>
-          <w:tcPr>
-            <w:tcBorders>
-              <w:top w:val="single" w:space="0" w:color="D3D3D3"/>
-              <w:bottom w:val="single" w:space="0" w:color="D3D3D3"/>
-              <w:start w:val="single" w:space="0" w:color="D3D3D3"/>
-              <w:end w:val="single" w:space="0" w:color="D3D3D3"/>
-            </w:tcBorders>
-          </w:tcPr>
-          <w:p>
-            <w:pPr>
-              <w:spacing w:before="0" w:after="60"/>
-              <w:keepNext/>
-              <w:jc w:val="center"/>
-            </w:pPr>
-            <w:r>
-              <w:rPr>
-                <w:rFonts w:ascii="Calibri" w:hAnsi="Calibri"/>
-                <w:sz w:val="20"/>
-              </w:rPr>
-              <w:t xml:space="default">257 (0, 45)</w:t>
-            </w:r>
-          </w:p>
-        </w:tc>
-        <w:tc>
-          <w:tcPr>
-            <w:tcBorders>
-              <w:top w:val="single" w:space="0" w:color="D3D3D3"/>
-              <w:bottom w:val="single" w:space="0" w:color="D3D3D3"/>
-              <w:start w:val="single" w:space="0" w:color="D3D3D3"/>
-              <w:end w:val="single" w:space="0" w:color="D3D3D3"/>
-            </w:tcBorders>
-          </w:tcPr>
-          <w:p>
-            <w:pPr>
-              <w:spacing w:before="0" w:after="60"/>
-              <w:keepNext/>
-              <w:jc w:val="center"/>
-            </w:pPr>
-            <w:r>
-              <w:rPr>
-                <w:rFonts w:ascii="Calibri" w:hAnsi="Calibri"/>
-                <w:sz w:val="20"/>
-              </w:rPr>
-              <w:t xml:space="default">199 (0, 15)</w:t>
-            </w:r>
-          </w:p>
-        </w:tc>
-        <w:tc>
-          <w:tcPr>
-            <w:tcBorders>
-              <w:top w:val="single" w:space="0" w:color="D3D3D3"/>
-              <w:bottom w:val="single" w:space="0" w:color="D3D3D3"/>
-              <w:start w:val="single" w:space="0" w:color="D3D3D3"/>
-              <w:end w:val="single" w:space="0" w:color="D3D3D3"/>
-            </w:tcBorders>
-          </w:tcPr>
-          <w:p>
-            <w:pPr>
-              <w:spacing w:before="0" w:after="60"/>
-              <w:keepNext/>
-              <w:jc w:val="center"/>
-            </w:pPr>
-            <w:r>
-              <w:rPr>
-                <w:rFonts w:ascii="Calibri" w:hAnsi="Calibri"/>
-                <w:sz w:val="20"/>
-              </w:rPr>
-              <w:t xml:space="default">0.4</w:t>
+              <w:t xml:space="default">Number of ADHD medication fills</w:t>
+            </w:r>
+          </w:p>
+        </w:tc>
+        <w:tc>
+          <w:tcPr>
+            <w:tcBorders>
+              <w:top w:val="single" w:space="0" w:color="D3D3D3"/>
+              <w:bottom w:val="single" w:space="0" w:color="D3D3D3"/>
+              <w:start w:val="single" w:space="0" w:color="D3D3D3"/>
+              <w:end w:val="single" w:space="0" w:color="D3D3D3"/>
+            </w:tcBorders>
+          </w:tcPr>
+          <w:p>
+            <w:pPr>
+              <w:spacing w:before="0" w:after="60"/>
+              <w:keepNext/>
+              <w:jc w:val="center"/>
+            </w:pPr>
+            <w:r>
+              <w:rPr>
+                <w:rFonts w:ascii="Calibri" w:hAnsi="Calibri"/>
+                <w:sz w:val="20"/>
+              </w:rPr>
+              <w:t xml:space="default">5 (4)</w:t>
+            </w:r>
+          </w:p>
+        </w:tc>
+        <w:tc>
+          <w:tcPr>
+            <w:tcBorders>
+              <w:top w:val="single" w:space="0" w:color="D3D3D3"/>
+              <w:bottom w:val="single" w:space="0" w:color="D3D3D3"/>
+              <w:start w:val="single" w:space="0" w:color="D3D3D3"/>
+              <w:end w:val="single" w:space="0" w:color="D3D3D3"/>
+            </w:tcBorders>
+          </w:tcPr>
+          <w:p>
+            <w:pPr>
+              <w:spacing w:before="0" w:after="60"/>
+              <w:keepNext/>
+              <w:jc w:val="center"/>
+            </w:pPr>
+            <w:r>
+              <w:rPr>
+                <w:rFonts w:ascii="Calibri" w:hAnsi="Calibri"/>
+                <w:sz w:val="20"/>
+              </w:rPr>
+              <w:t xml:space="default">5 (5)</w:t>
+            </w:r>
+          </w:p>
+        </w:tc>
+        <w:tc>
+          <w:tcPr>
+            <w:tcBorders>
+              <w:top w:val="single" w:space="0" w:color="D3D3D3"/>
+              <w:bottom w:val="single" w:space="0" w:color="D3D3D3"/>
+              <w:start w:val="single" w:space="0" w:color="D3D3D3"/>
+              <w:end w:val="single" w:space="0" w:color="D3D3D3"/>
+            </w:tcBorders>
+          </w:tcPr>
+          <w:p>
+            <w:pPr>
+              <w:spacing w:before="0" w:after="60"/>
+              <w:keepNext/>
+              <w:jc w:val="center"/>
+            </w:pPr>
+            <w:r>
+              <w:rPr>
+                <w:rFonts w:ascii="Calibri" w:hAnsi="Calibri"/>
+                <w:sz w:val="20"/>
+              </w:rPr>
+              <w:t xml:space="default">0.9</w:t>
             </w:r>
           </w:p>
         </w:tc>
@@ -616,79 +614,79 @@
                 <w:sz w:val="20"/>
                 <w:b w:val="true"/>
               </w:rPr>
-              <w:t xml:space="default">Out-of-pocket ADHD spending (USD)</w:t>
-            </w:r>
-          </w:p>
-        </w:tc>
-        <w:tc>
-          <w:tcPr>
-            <w:tcBorders>
-              <w:top w:val="single" w:space="0" w:color="D3D3D3"/>
-              <w:bottom w:val="single" w:space="0" w:color="D3D3D3"/>
-              <w:start w:val="single" w:space="0" w:color="D3D3D3"/>
-              <w:end w:val="single" w:space="0" w:color="D3D3D3"/>
-            </w:tcBorders>
-          </w:tcPr>
-          <w:p>
-            <w:pPr>
-              <w:spacing w:before="0" w:after="60"/>
-              <w:keepNext/>
-              <w:jc w:val="center"/>
-            </w:pPr>
-            <w:r>
-              <w:rPr>
-                <w:rFonts w:ascii="Calibri" w:hAnsi="Calibri"/>
-                <w:sz w:val="20"/>
-              </w:rPr>
-              <w:t xml:space="default">37 (0, 0)</w:t>
-            </w:r>
-          </w:p>
-        </w:tc>
-        <w:tc>
-          <w:tcPr>
-            <w:tcBorders>
-              <w:top w:val="single" w:space="0" w:color="D3D3D3"/>
-              <w:bottom w:val="single" w:space="0" w:color="D3D3D3"/>
-              <w:start w:val="single" w:space="0" w:color="D3D3D3"/>
-              <w:end w:val="single" w:space="0" w:color="D3D3D3"/>
-            </w:tcBorders>
-          </w:tcPr>
-          <w:p>
-            <w:pPr>
-              <w:spacing w:before="0" w:after="60"/>
-              <w:keepNext/>
-              <w:jc w:val="center"/>
-            </w:pPr>
-            <w:r>
-              <w:rPr>
-                <w:rFonts w:ascii="Calibri" w:hAnsi="Calibri"/>
-                <w:sz w:val="20"/>
-              </w:rPr>
-              <w:t xml:space="default">36 (0, 0)</w:t>
-            </w:r>
-          </w:p>
-        </w:tc>
-        <w:tc>
-          <w:tcPr>
-            <w:tcBorders>
-              <w:top w:val="single" w:space="0" w:color="D3D3D3"/>
-              <w:bottom w:val="single" w:space="0" w:color="D3D3D3"/>
-              <w:start w:val="single" w:space="0" w:color="D3D3D3"/>
-              <w:end w:val="single" w:space="0" w:color="D3D3D3"/>
-            </w:tcBorders>
-          </w:tcPr>
-          <w:p>
-            <w:pPr>
-              <w:spacing w:before="0" w:after="60"/>
-              <w:keepNext/>
-              <w:jc w:val="center"/>
-            </w:pPr>
-            <w:r>
-              <w:rPr>
-                <w:rFonts w:ascii="Calibri" w:hAnsi="Calibri"/>
-                <w:sz w:val="20"/>
-              </w:rPr>
-              <w:t xml:space="default">0.8</w:t>
+              <w:t xml:space="default">Number of ADHD medication days supplied</w:t>
+            </w:r>
+          </w:p>
+        </w:tc>
+        <w:tc>
+          <w:tcPr>
+            <w:tcBorders>
+              <w:top w:val="single" w:space="0" w:color="D3D3D3"/>
+              <w:bottom w:val="single" w:space="0" w:color="D3D3D3"/>
+              <w:start w:val="single" w:space="0" w:color="D3D3D3"/>
+              <w:end w:val="single" w:space="0" w:color="D3D3D3"/>
+            </w:tcBorders>
+          </w:tcPr>
+          <w:p>
+            <w:pPr>
+              <w:spacing w:before="0" w:after="60"/>
+              <w:keepNext/>
+              <w:jc w:val="center"/>
+            </w:pPr>
+            <w:r>
+              <w:rPr>
+                <w:rFonts w:ascii="Calibri" w:hAnsi="Calibri"/>
+                <w:sz w:val="20"/>
+              </w:rPr>
+              <w:t xml:space="default">168 (129)</w:t>
+            </w:r>
+          </w:p>
+        </w:tc>
+        <w:tc>
+          <w:tcPr>
+            <w:tcBorders>
+              <w:top w:val="single" w:space="0" w:color="D3D3D3"/>
+              <w:bottom w:val="single" w:space="0" w:color="D3D3D3"/>
+              <w:start w:val="single" w:space="0" w:color="D3D3D3"/>
+              <w:end w:val="single" w:space="0" w:color="D3D3D3"/>
+            </w:tcBorders>
+          </w:tcPr>
+          <w:p>
+            <w:pPr>
+              <w:spacing w:before="0" w:after="60"/>
+              <w:keepNext/>
+              <w:jc w:val="center"/>
+            </w:pPr>
+            <w:r>
+              <w:rPr>
+                <w:rFonts w:ascii="Calibri" w:hAnsi="Calibri"/>
+                <w:sz w:val="20"/>
+              </w:rPr>
+              <w:t xml:space="default">125 (125)</w:t>
+            </w:r>
+          </w:p>
+        </w:tc>
+        <w:tc>
+          <w:tcPr>
+            <w:tcBorders>
+              <w:top w:val="single" w:space="0" w:color="D3D3D3"/>
+              <w:bottom w:val="single" w:space="0" w:color="D3D3D3"/>
+              <w:start w:val="single" w:space="0" w:color="D3D3D3"/>
+              <w:end w:val="single" w:space="0" w:color="D3D3D3"/>
+            </w:tcBorders>
+          </w:tcPr>
+          <w:p>
+            <w:pPr>
+              <w:spacing w:before="0" w:after="60"/>
+              <w:keepNext/>
+              <w:jc w:val="center"/>
+            </w:pPr>
+            <w:r>
+              <w:rPr>
+                <w:rFonts w:ascii="Calibri" w:hAnsi="Calibri"/>
+                <w:sz w:val="20"/>
+              </w:rPr>
+              <w:t xml:space="default">0.052</w:t>
             </w:r>
           </w:p>
         </w:tc>
@@ -718,79 +716,79 @@
                 <w:sz w:val="20"/>
                 <w:b w:val="true"/>
               </w:rPr>
-              <w:t xml:space="default">Private insurance ADHD spending (USD)</w:t>
-            </w:r>
-          </w:p>
-        </w:tc>
-        <w:tc>
-          <w:tcPr>
-            <w:tcBorders>
-              <w:top w:val="single" w:space="0" w:color="D3D3D3"/>
-              <w:bottom w:val="single" w:space="0" w:color="D3D3D3"/>
-              <w:start w:val="single" w:space="0" w:color="D3D3D3"/>
-              <w:end w:val="single" w:space="0" w:color="D3D3D3"/>
-            </w:tcBorders>
-          </w:tcPr>
-          <w:p>
-            <w:pPr>
-              <w:spacing w:before="0" w:after="60"/>
-              <w:keepNext/>
-              <w:jc w:val="center"/>
-            </w:pPr>
-            <w:r>
-              <w:rPr>
-                <w:rFonts w:ascii="Calibri" w:hAnsi="Calibri"/>
-                <w:sz w:val="20"/>
-              </w:rPr>
-              <w:t xml:space="default">33 (0, 0)</w:t>
-            </w:r>
-          </w:p>
-        </w:tc>
-        <w:tc>
-          <w:tcPr>
-            <w:tcBorders>
-              <w:top w:val="single" w:space="0" w:color="D3D3D3"/>
-              <w:bottom w:val="single" w:space="0" w:color="D3D3D3"/>
-              <w:start w:val="single" w:space="0" w:color="D3D3D3"/>
-              <w:end w:val="single" w:space="0" w:color="D3D3D3"/>
-            </w:tcBorders>
-          </w:tcPr>
-          <w:p>
-            <w:pPr>
-              <w:spacing w:before="0" w:after="60"/>
-              <w:keepNext/>
-              <w:jc w:val="center"/>
-            </w:pPr>
-            <w:r>
-              <w:rPr>
-                <w:rFonts w:ascii="Calibri" w:hAnsi="Calibri"/>
-                <w:sz w:val="20"/>
-              </w:rPr>
-              <w:t xml:space="default">22 (0, 0)</w:t>
-            </w:r>
-          </w:p>
-        </w:tc>
-        <w:tc>
-          <w:tcPr>
-            <w:tcBorders>
-              <w:top w:val="single" w:space="0" w:color="D3D3D3"/>
-              <w:bottom w:val="single" w:space="0" w:color="D3D3D3"/>
-              <w:start w:val="single" w:space="0" w:color="D3D3D3"/>
-              <w:end w:val="single" w:space="0" w:color="D3D3D3"/>
-            </w:tcBorders>
-          </w:tcPr>
-          <w:p>
-            <w:pPr>
-              <w:spacing w:before="0" w:after="60"/>
-              <w:keepNext/>
-              <w:jc w:val="center"/>
-            </w:pPr>
-            <w:r>
-              <w:rPr>
-                <w:rFonts w:ascii="Calibri" w:hAnsi="Calibri"/>
-                <w:sz w:val="20"/>
-              </w:rPr>
-              <w:t xml:space="default">0.2</w:t>
+              <w:t xml:space="default">Average number of pills per fill</w:t>
+            </w:r>
+          </w:p>
+        </w:tc>
+        <w:tc>
+          <w:tcPr>
+            <w:tcBorders>
+              <w:top w:val="single" w:space="0" w:color="D3D3D3"/>
+              <w:bottom w:val="single" w:space="0" w:color="D3D3D3"/>
+              <w:start w:val="single" w:space="0" w:color="D3D3D3"/>
+              <w:end w:val="single" w:space="0" w:color="D3D3D3"/>
+            </w:tcBorders>
+          </w:tcPr>
+          <w:p>
+            <w:pPr>
+              <w:spacing w:before="0" w:after="60"/>
+              <w:keepNext/>
+              <w:jc w:val="center"/>
+            </w:pPr>
+            <w:r>
+              <w:rPr>
+                <w:rFonts w:ascii="Calibri" w:hAnsi="Calibri"/>
+                <w:sz w:val="20"/>
+              </w:rPr>
+              <w:t xml:space="default">44 (28)</w:t>
+            </w:r>
+          </w:p>
+        </w:tc>
+        <w:tc>
+          <w:tcPr>
+            <w:tcBorders>
+              <w:top w:val="single" w:space="0" w:color="D3D3D3"/>
+              <w:bottom w:val="single" w:space="0" w:color="D3D3D3"/>
+              <w:start w:val="single" w:space="0" w:color="D3D3D3"/>
+              <w:end w:val="single" w:space="0" w:color="D3D3D3"/>
+            </w:tcBorders>
+          </w:tcPr>
+          <w:p>
+            <w:pPr>
+              <w:spacing w:before="0" w:after="60"/>
+              <w:keepNext/>
+              <w:jc w:val="center"/>
+            </w:pPr>
+            <w:r>
+              <w:rPr>
+                <w:rFonts w:ascii="Calibri" w:hAnsi="Calibri"/>
+                <w:sz w:val="20"/>
+              </w:rPr>
+              <w:t xml:space="default">44 (30)</w:t>
+            </w:r>
+          </w:p>
+        </w:tc>
+        <w:tc>
+          <w:tcPr>
+            <w:tcBorders>
+              <w:top w:val="single" w:space="0" w:color="D3D3D3"/>
+              <w:bottom w:val="single" w:space="0" w:color="D3D3D3"/>
+              <w:start w:val="single" w:space="0" w:color="D3D3D3"/>
+              <w:end w:val="single" w:space="0" w:color="D3D3D3"/>
+            </w:tcBorders>
+          </w:tcPr>
+          <w:p>
+            <w:pPr>
+              <w:spacing w:before="0" w:after="60"/>
+              <w:keepNext/>
+              <w:jc w:val="center"/>
+            </w:pPr>
+            <w:r>
+              <w:rPr>
+                <w:rFonts w:ascii="Calibri" w:hAnsi="Calibri"/>
+                <w:sz w:val="20"/>
+              </w:rPr>
+              <w:t xml:space="default">0.7</w:t>
             </w:r>
           </w:p>
         </w:tc>
@@ -820,79 +818,79 @@
                 <w:sz w:val="20"/>
                 <w:b w:val="true"/>
               </w:rPr>
-              <w:t xml:space="default">Medicaid ADHD spending (USD)</w:t>
-            </w:r>
-          </w:p>
-        </w:tc>
-        <w:tc>
-          <w:tcPr>
-            <w:tcBorders>
-              <w:top w:val="single" w:space="0" w:color="D3D3D3"/>
-              <w:bottom w:val="single" w:space="0" w:color="D3D3D3"/>
-              <w:start w:val="single" w:space="0" w:color="D3D3D3"/>
-              <w:end w:val="single" w:space="0" w:color="D3D3D3"/>
-            </w:tcBorders>
-          </w:tcPr>
-          <w:p>
-            <w:pPr>
-              <w:spacing w:before="0" w:after="60"/>
-              <w:keepNext/>
-              <w:jc w:val="center"/>
-            </w:pPr>
-            <w:r>
-              <w:rPr>
-                <w:rFonts w:ascii="Calibri" w:hAnsi="Calibri"/>
-                <w:sz w:val="20"/>
-              </w:rPr>
-              <w:t xml:space="default">172 (0, 0)</w:t>
-            </w:r>
-          </w:p>
-        </w:tc>
-        <w:tc>
-          <w:tcPr>
-            <w:tcBorders>
-              <w:top w:val="single" w:space="0" w:color="D3D3D3"/>
-              <w:bottom w:val="single" w:space="0" w:color="D3D3D3"/>
-              <w:start w:val="single" w:space="0" w:color="D3D3D3"/>
-              <w:end w:val="single" w:space="0" w:color="D3D3D3"/>
-            </w:tcBorders>
-          </w:tcPr>
-          <w:p>
-            <w:pPr>
-              <w:spacing w:before="0" w:after="60"/>
-              <w:keepNext/>
-              <w:jc w:val="center"/>
-            </w:pPr>
-            <w:r>
-              <w:rPr>
-                <w:rFonts w:ascii="Calibri" w:hAnsi="Calibri"/>
-                <w:sz w:val="20"/>
-              </w:rPr>
-              <w:t xml:space="default">127 (0, 0)</w:t>
-            </w:r>
-          </w:p>
-        </w:tc>
-        <w:tc>
-          <w:tcPr>
-            <w:tcBorders>
-              <w:top w:val="single" w:space="0" w:color="D3D3D3"/>
-              <w:bottom w:val="single" w:space="0" w:color="D3D3D3"/>
-              <w:start w:val="single" w:space="0" w:color="D3D3D3"/>
-              <w:end w:val="single" w:space="0" w:color="D3D3D3"/>
-            </w:tcBorders>
-          </w:tcPr>
-          <w:p>
-            <w:pPr>
-              <w:spacing w:before="0" w:after="60"/>
-              <w:keepNext/>
-              <w:jc w:val="center"/>
-            </w:pPr>
-            <w:r>
-              <w:rPr>
-                <w:rFonts w:ascii="Calibri" w:hAnsi="Calibri"/>
-                <w:sz w:val="20"/>
-              </w:rPr>
-              <w:t xml:space="default">0.3</w:t>
+              <w:t xml:space="default">Total ADHD medication spending (2021 USD)</w:t>
+            </w:r>
+          </w:p>
+        </w:tc>
+        <w:tc>
+          <w:tcPr>
+            <w:tcBorders>
+              <w:top w:val="single" w:space="0" w:color="D3D3D3"/>
+              <w:bottom w:val="single" w:space="0" w:color="D3D3D3"/>
+              <w:start w:val="single" w:space="0" w:color="D3D3D3"/>
+              <w:end w:val="single" w:space="0" w:color="D3D3D3"/>
+            </w:tcBorders>
+          </w:tcPr>
+          <w:p>
+            <w:pPr>
+              <w:spacing w:before="0" w:after="60"/>
+              <w:keepNext/>
+              <w:jc w:val="center"/>
+            </w:pPr>
+            <w:r>
+              <w:rPr>
+                <w:rFonts w:ascii="Calibri" w:hAnsi="Calibri"/>
+                <w:sz w:val="20"/>
+              </w:rPr>
+              <w:t xml:space="default">238 (80-726)</w:t>
+            </w:r>
+          </w:p>
+        </w:tc>
+        <w:tc>
+          <w:tcPr>
+            <w:tcBorders>
+              <w:top w:val="single" w:space="0" w:color="D3D3D3"/>
+              <w:bottom w:val="single" w:space="0" w:color="D3D3D3"/>
+              <w:start w:val="single" w:space="0" w:color="D3D3D3"/>
+              <w:end w:val="single" w:space="0" w:color="D3D3D3"/>
+            </w:tcBorders>
+          </w:tcPr>
+          <w:p>
+            <w:pPr>
+              <w:spacing w:before="0" w:after="60"/>
+              <w:keepNext/>
+              <w:jc w:val="center"/>
+            </w:pPr>
+            <w:r>
+              <w:rPr>
+                <w:rFonts w:ascii="Calibri" w:hAnsi="Calibri"/>
+                <w:sz w:val="20"/>
+              </w:rPr>
+              <w:t xml:space="default">191 (72-592)</w:t>
+            </w:r>
+          </w:p>
+        </w:tc>
+        <w:tc>
+          <w:tcPr>
+            <w:tcBorders>
+              <w:top w:val="single" w:space="0" w:color="D3D3D3"/>
+              <w:bottom w:val="single" w:space="0" w:color="D3D3D3"/>
+              <w:start w:val="single" w:space="0" w:color="D3D3D3"/>
+              <w:end w:val="single" w:space="0" w:color="D3D3D3"/>
+            </w:tcBorders>
+          </w:tcPr>
+          <w:p>
+            <w:pPr>
+              <w:spacing w:before="0" w:after="60"/>
+              <w:keepNext/>
+              <w:jc w:val="center"/>
+            </w:pPr>
+            <w:r>
+              <w:rPr>
+                <w:rFonts w:ascii="Calibri" w:hAnsi="Calibri"/>
+                <w:sz w:val="20"/>
+              </w:rPr>
+              <w:t xml:space="default">0.6</w:t>
             </w:r>
           </w:p>
         </w:tc>
@@ -922,79 +920,79 @@
                 <w:sz w:val="20"/>
                 <w:b w:val="true"/>
               </w:rPr>
-              <w:t xml:space="default">Medicare ADHD spending (USD)</w:t>
-            </w:r>
-          </w:p>
-        </w:tc>
-        <w:tc>
-          <w:tcPr>
-            <w:tcBorders>
-              <w:top w:val="single" w:space="0" w:color="D3D3D3"/>
-              <w:bottom w:val="single" w:space="0" w:color="D3D3D3"/>
-              <w:start w:val="single" w:space="0" w:color="D3D3D3"/>
-              <w:end w:val="single" w:space="0" w:color="D3D3D3"/>
-            </w:tcBorders>
-          </w:tcPr>
-          <w:p>
-            <w:pPr>
-              <w:spacing w:before="0" w:after="60"/>
-              <w:keepNext/>
-              <w:jc w:val="center"/>
-            </w:pPr>
-            <w:r>
-              <w:rPr>
-                <w:rFonts w:ascii="Calibri" w:hAnsi="Calibri"/>
-                <w:sz w:val="20"/>
-              </w:rPr>
-              <w:t xml:space="default">10.7736 (0.0000, 0.0000)</w:t>
-            </w:r>
-          </w:p>
-        </w:tc>
-        <w:tc>
-          <w:tcPr>
-            <w:tcBorders>
-              <w:top w:val="single" w:space="0" w:color="D3D3D3"/>
-              <w:bottom w:val="single" w:space="0" w:color="D3D3D3"/>
-              <w:start w:val="single" w:space="0" w:color="D3D3D3"/>
-              <w:end w:val="single" w:space="0" w:color="D3D3D3"/>
-            </w:tcBorders>
-          </w:tcPr>
-          <w:p>
-            <w:pPr>
-              <w:spacing w:before="0" w:after="60"/>
-              <w:keepNext/>
-              <w:jc w:val="center"/>
-            </w:pPr>
-            <w:r>
-              <w:rPr>
-                <w:rFonts w:ascii="Calibri" w:hAnsi="Calibri"/>
-                <w:sz w:val="20"/>
-              </w:rPr>
-              <w:t xml:space="default">3.5256 (0.0000, 0.0000)</w:t>
-            </w:r>
-          </w:p>
-        </w:tc>
-        <w:tc>
-          <w:tcPr>
-            <w:tcBorders>
-              <w:top w:val="single" w:space="0" w:color="D3D3D3"/>
-              <w:bottom w:val="single" w:space="0" w:color="D3D3D3"/>
-              <w:start w:val="single" w:space="0" w:color="D3D3D3"/>
-              <w:end w:val="single" w:space="0" w:color="D3D3D3"/>
-            </w:tcBorders>
-          </w:tcPr>
-          <w:p>
-            <w:pPr>
-              <w:spacing w:before="0" w:after="60"/>
-              <w:keepNext/>
-              <w:jc w:val="center"/>
-            </w:pPr>
-            <w:r>
-              <w:rPr>
-                <w:rFonts w:ascii="Calibri" w:hAnsi="Calibri"/>
-                <w:sz w:val="20"/>
-              </w:rPr>
-              <w:t xml:space="default">0.6</w:t>
+              <w:t xml:space="default">Out-of-pocket ADHD spending (2021 USD)</w:t>
+            </w:r>
+          </w:p>
+        </w:tc>
+        <w:tc>
+          <w:tcPr>
+            <w:tcBorders>
+              <w:top w:val="single" w:space="0" w:color="D3D3D3"/>
+              <w:bottom w:val="single" w:space="0" w:color="D3D3D3"/>
+              <w:start w:val="single" w:space="0" w:color="D3D3D3"/>
+              <w:end w:val="single" w:space="0" w:color="D3D3D3"/>
+            </w:tcBorders>
+          </w:tcPr>
+          <w:p>
+            <w:pPr>
+              <w:spacing w:before="0" w:after="60"/>
+              <w:keepNext/>
+              <w:jc w:val="center"/>
+            </w:pPr>
+            <w:r>
+              <w:rPr>
+                <w:rFonts w:ascii="Calibri" w:hAnsi="Calibri"/>
+                <w:sz w:val="20"/>
+              </w:rPr>
+              <w:t xml:space="default">20 (0-89)</w:t>
+            </w:r>
+          </w:p>
+        </w:tc>
+        <w:tc>
+          <w:tcPr>
+            <w:tcBorders>
+              <w:top w:val="single" w:space="0" w:color="D3D3D3"/>
+              <w:bottom w:val="single" w:space="0" w:color="D3D3D3"/>
+              <w:start w:val="single" w:space="0" w:color="D3D3D3"/>
+              <w:end w:val="single" w:space="0" w:color="D3D3D3"/>
+            </w:tcBorders>
+          </w:tcPr>
+          <w:p>
+            <w:pPr>
+              <w:spacing w:before="0" w:after="60"/>
+              <w:keepNext/>
+              <w:jc w:val="center"/>
+            </w:pPr>
+            <w:r>
+              <w:rPr>
+                <w:rFonts w:ascii="Calibri" w:hAnsi="Calibri"/>
+                <w:sz w:val="20"/>
+              </w:rPr>
+              <w:t xml:space="default">18 (0-173)</w:t>
+            </w:r>
+          </w:p>
+        </w:tc>
+        <w:tc>
+          <w:tcPr>
+            <w:tcBorders>
+              <w:top w:val="single" w:space="0" w:color="D3D3D3"/>
+              <w:bottom w:val="single" w:space="0" w:color="D3D3D3"/>
+              <w:start w:val="single" w:space="0" w:color="D3D3D3"/>
+              <w:end w:val="single" w:space="0" w:color="D3D3D3"/>
+            </w:tcBorders>
+          </w:tcPr>
+          <w:p>
+            <w:pPr>
+              <w:spacing w:before="0" w:after="60"/>
+              <w:keepNext/>
+              <w:jc w:val="center"/>
+            </w:pPr>
+            <w:r>
+              <w:rPr>
+                <w:rFonts w:ascii="Calibri" w:hAnsi="Calibri"/>
+                <w:sz w:val="20"/>
+              </w:rPr>
+              <w:t xml:space="default">0.4</w:t>
             </w:r>
           </w:p>
         </w:tc>
@@ -1024,79 +1022,79 @@
                 <w:sz w:val="20"/>
                 <w:b w:val="true"/>
               </w:rPr>
-              <w:t xml:space="default">Out-of-pocket share of ADHD medication spending</w:t>
-            </w:r>
-          </w:p>
-        </w:tc>
-        <w:tc>
-          <w:tcPr>
-            <w:tcBorders>
-              <w:top w:val="single" w:space="0" w:color="D3D3D3"/>
-              <w:bottom w:val="single" w:space="0" w:color="D3D3D3"/>
-              <w:start w:val="single" w:space="0" w:color="D3D3D3"/>
-              <w:end w:val="single" w:space="0" w:color="D3D3D3"/>
-            </w:tcBorders>
-          </w:tcPr>
-          <w:p>
-            <w:pPr>
-              <w:spacing w:before="0" w:after="60"/>
-              <w:keepNext/>
-              <w:jc w:val="center"/>
-            </w:pPr>
-            <w:r>
-              <w:rPr>
-                <w:rFonts w:ascii="Calibri" w:hAnsi="Calibri"/>
-                <w:sz w:val="20"/>
-              </w:rPr>
-              <w:t xml:space="default">0.11 (0.00, 0.00)</w:t>
-            </w:r>
-          </w:p>
-        </w:tc>
-        <w:tc>
-          <w:tcPr>
-            <w:tcBorders>
-              <w:top w:val="single" w:space="0" w:color="D3D3D3"/>
-              <w:bottom w:val="single" w:space="0" w:color="D3D3D3"/>
-              <w:start w:val="single" w:space="0" w:color="D3D3D3"/>
-              <w:end w:val="single" w:space="0" w:color="D3D3D3"/>
-            </w:tcBorders>
-          </w:tcPr>
-          <w:p>
-            <w:pPr>
-              <w:spacing w:before="0" w:after="60"/>
-              <w:keepNext/>
-              <w:jc w:val="center"/>
-            </w:pPr>
-            <w:r>
-              <w:rPr>
-                <w:rFonts w:ascii="Calibri" w:hAnsi="Calibri"/>
-                <w:sz w:val="20"/>
-              </w:rPr>
-              <w:t xml:space="default">0.12 (0.00, 0.00)</w:t>
-            </w:r>
-          </w:p>
-        </w:tc>
-        <w:tc>
-          <w:tcPr>
-            <w:tcBorders>
-              <w:top w:val="single" w:space="0" w:color="D3D3D3"/>
-              <w:bottom w:val="single" w:space="0" w:color="D3D3D3"/>
-              <w:start w:val="single" w:space="0" w:color="D3D3D3"/>
-              <w:end w:val="single" w:space="0" w:color="D3D3D3"/>
-            </w:tcBorders>
-          </w:tcPr>
-          <w:p>
-            <w:pPr>
-              <w:spacing w:before="0" w:after="60"/>
-              <w:keepNext/>
-              <w:jc w:val="center"/>
-            </w:pPr>
-            <w:r>
-              <w:rPr>
-                <w:rFonts w:ascii="Calibri" w:hAnsi="Calibri"/>
-                <w:sz w:val="20"/>
-              </w:rPr>
-              <w:t xml:space="default">0.9</w:t>
+              <w:t xml:space="default">Private insurance ADHD spending (2021 USD)</w:t>
+            </w:r>
+          </w:p>
+        </w:tc>
+        <w:tc>
+          <w:tcPr>
+            <w:tcBorders>
+              <w:top w:val="single" w:space="0" w:color="D3D3D3"/>
+              <w:bottom w:val="single" w:space="0" w:color="D3D3D3"/>
+              <w:start w:val="single" w:space="0" w:color="D3D3D3"/>
+              <w:end w:val="single" w:space="0" w:color="D3D3D3"/>
+            </w:tcBorders>
+          </w:tcPr>
+          <w:p>
+            <w:pPr>
+              <w:spacing w:before="0" w:after="60"/>
+              <w:keepNext/>
+              <w:jc w:val="center"/>
+            </w:pPr>
+            <w:r>
+              <w:rPr>
+                <w:rFonts w:ascii="Calibri" w:hAnsi="Calibri"/>
+                <w:sz w:val="20"/>
+              </w:rPr>
+              <w:t xml:space="default">0 (0-60)</w:t>
+            </w:r>
+          </w:p>
+        </w:tc>
+        <w:tc>
+          <w:tcPr>
+            <w:tcBorders>
+              <w:top w:val="single" w:space="0" w:color="D3D3D3"/>
+              <w:bottom w:val="single" w:space="0" w:color="D3D3D3"/>
+              <w:start w:val="single" w:space="0" w:color="D3D3D3"/>
+              <w:end w:val="single" w:space="0" w:color="D3D3D3"/>
+            </w:tcBorders>
+          </w:tcPr>
+          <w:p>
+            <w:pPr>
+              <w:spacing w:before="0" w:after="60"/>
+              <w:keepNext/>
+              <w:jc w:val="center"/>
+            </w:pPr>
+            <w:r>
+              <w:rPr>
+                <w:rFonts w:ascii="Calibri" w:hAnsi="Calibri"/>
+                <w:sz w:val="20"/>
+              </w:rPr>
+              <w:t xml:space="default">0 (0-32)</w:t>
+            </w:r>
+          </w:p>
+        </w:tc>
+        <w:tc>
+          <w:tcPr>
+            <w:tcBorders>
+              <w:top w:val="single" w:space="0" w:color="D3D3D3"/>
+              <w:bottom w:val="single" w:space="0" w:color="D3D3D3"/>
+              <w:start w:val="single" w:space="0" w:color="D3D3D3"/>
+              <w:end w:val="single" w:space="0" w:color="D3D3D3"/>
+            </w:tcBorders>
+          </w:tcPr>
+          <w:p>
+            <w:pPr>
+              <w:spacing w:before="0" w:after="60"/>
+              <w:keepNext/>
+              <w:jc w:val="center"/>
+            </w:pPr>
+            <w:r>
+              <w:rPr>
+                <w:rFonts w:ascii="Calibri" w:hAnsi="Calibri"/>
+                <w:sz w:val="20"/>
+              </w:rPr>
+              <w:t xml:space="default">0.6</w:t>
             </w:r>
           </w:p>
         </w:tc>
@@ -1107,6 +1105,210 @@
         </w:trPr>
         <w:tc>
           <w:tcPr>
+            <w:tcBorders>
+              <w:top w:val="single" w:space="0" w:color="D3D3D3"/>
+              <w:bottom w:val="single" w:space="0" w:color="D3D3D3"/>
+              <w:start w:val="single" w:space="0" w:color="D3D3D3"/>
+              <w:end w:val="single" w:space="0" w:color="D3D3D3"/>
+            </w:tcBorders>
+          </w:tcPr>
+          <w:p>
+            <w:pPr>
+              <w:spacing w:before="0" w:after="60"/>
+              <w:keepNext/>
+              <w:jc w:val="start"/>
+            </w:pPr>
+            <w:r>
+              <w:rPr>
+                <w:rFonts w:ascii="Calibri" w:hAnsi="Calibri"/>
+                <w:sz w:val="20"/>
+                <w:b w:val="true"/>
+              </w:rPr>
+              <w:t xml:space="default">Medicaid ADHD spending (2021 USD)</w:t>
+            </w:r>
+          </w:p>
+        </w:tc>
+        <w:tc>
+          <w:tcPr>
+            <w:tcBorders>
+              <w:top w:val="single" w:space="0" w:color="D3D3D3"/>
+              <w:bottom w:val="single" w:space="0" w:color="D3D3D3"/>
+              <w:start w:val="single" w:space="0" w:color="D3D3D3"/>
+              <w:end w:val="single" w:space="0" w:color="D3D3D3"/>
+            </w:tcBorders>
+          </w:tcPr>
+          <w:p>
+            <w:pPr>
+              <w:spacing w:before="0" w:after="60"/>
+              <w:keepNext/>
+              <w:jc w:val="center"/>
+            </w:pPr>
+            <w:r>
+              <w:rPr>
+                <w:rFonts w:ascii="Calibri" w:hAnsi="Calibri"/>
+                <w:sz w:val="20"/>
+              </w:rPr>
+              <w:t xml:space="default">0 (0-81)</w:t>
+            </w:r>
+          </w:p>
+        </w:tc>
+        <w:tc>
+          <w:tcPr>
+            <w:tcBorders>
+              <w:top w:val="single" w:space="0" w:color="D3D3D3"/>
+              <w:bottom w:val="single" w:space="0" w:color="D3D3D3"/>
+              <w:start w:val="single" w:space="0" w:color="D3D3D3"/>
+              <w:end w:val="single" w:space="0" w:color="D3D3D3"/>
+            </w:tcBorders>
+          </w:tcPr>
+          <w:p>
+            <w:pPr>
+              <w:spacing w:before="0" w:after="60"/>
+              <w:keepNext/>
+              <w:jc w:val="center"/>
+            </w:pPr>
+            <w:r>
+              <w:rPr>
+                <w:rFonts w:ascii="Calibri" w:hAnsi="Calibri"/>
+                <w:sz w:val="20"/>
+              </w:rPr>
+              <w:t xml:space="default">0 (0-24)</w:t>
+            </w:r>
+          </w:p>
+        </w:tc>
+        <w:tc>
+          <w:tcPr>
+            <w:tcBorders>
+              <w:top w:val="single" w:space="0" w:color="D3D3D3"/>
+              <w:bottom w:val="single" w:space="0" w:color="D3D3D3"/>
+              <w:start w:val="single" w:space="0" w:color="D3D3D3"/>
+              <w:end w:val="single" w:space="0" w:color="D3D3D3"/>
+            </w:tcBorders>
+          </w:tcPr>
+          <w:p>
+            <w:pPr>
+              <w:spacing w:before="0" w:after="60"/>
+              <w:keepNext/>
+              <w:jc w:val="center"/>
+            </w:pPr>
+            <w:r>
+              <w:rPr>
+                <w:rFonts w:ascii="Calibri" w:hAnsi="Calibri"/>
+                <w:sz w:val="20"/>
+              </w:rPr>
+              <w:t xml:space="default">0.2</w:t>
+            </w:r>
+          </w:p>
+        </w:tc>
+      </w:tr>
+      <w:tr>
+        <w:trPr>
+          <w:cantSplit/>
+        </w:trPr>
+        <w:tc>
+          <w:tcPr>
+            <w:tcBorders>
+              <w:top w:val="single" w:space="0" w:color="D3D3D3"/>
+              <w:bottom w:val="single" w:space="0" w:color="D3D3D3"/>
+              <w:start w:val="single" w:space="0" w:color="D3D3D3"/>
+              <w:end w:val="single" w:space="0" w:color="D3D3D3"/>
+            </w:tcBorders>
+          </w:tcPr>
+          <w:p>
+            <w:pPr>
+              <w:spacing w:before="0" w:after="60"/>
+              <w:keepNext/>
+              <w:jc w:val="start"/>
+            </w:pPr>
+            <w:r>
+              <w:rPr>
+                <w:rFonts w:ascii="Calibri" w:hAnsi="Calibri"/>
+                <w:sz w:val="20"/>
+                <w:b w:val="true"/>
+              </w:rPr>
+              <w:t xml:space="default">Out-of-pocket share of ADHD medication spending (%)</w:t>
+            </w:r>
+          </w:p>
+        </w:tc>
+        <w:tc>
+          <w:tcPr>
+            <w:tcBorders>
+              <w:top w:val="single" w:space="0" w:color="D3D3D3"/>
+              <w:bottom w:val="single" w:space="0" w:color="D3D3D3"/>
+              <w:start w:val="single" w:space="0" w:color="D3D3D3"/>
+              <w:end w:val="single" w:space="0" w:color="D3D3D3"/>
+            </w:tcBorders>
+          </w:tcPr>
+          <w:p>
+            <w:pPr>
+              <w:spacing w:before="0" w:after="60"/>
+              <w:keepNext/>
+              <w:jc w:val="center"/>
+            </w:pPr>
+            <w:r>
+              <w:rPr>
+                <w:rFonts w:ascii="Calibri" w:hAnsi="Calibri"/>
+                <w:sz w:val="20"/>
+              </w:rPr>
+              <w:t xml:space="default">37 (43)</w:t>
+            </w:r>
+          </w:p>
+        </w:tc>
+        <w:tc>
+          <w:tcPr>
+            <w:tcBorders>
+              <w:top w:val="single" w:space="0" w:color="D3D3D3"/>
+              <w:bottom w:val="single" w:space="0" w:color="D3D3D3"/>
+              <w:start w:val="single" w:space="0" w:color="D3D3D3"/>
+              <w:end w:val="single" w:space="0" w:color="D3D3D3"/>
+            </w:tcBorders>
+          </w:tcPr>
+          <w:p>
+            <w:pPr>
+              <w:spacing w:before="0" w:after="60"/>
+              <w:keepNext/>
+              <w:jc w:val="center"/>
+            </w:pPr>
+            <w:r>
+              <w:rPr>
+                <w:rFonts w:ascii="Calibri" w:hAnsi="Calibri"/>
+                <w:sz w:val="20"/>
+              </w:rPr>
+              <w:t xml:space="default">46 (44)</w:t>
+            </w:r>
+          </w:p>
+        </w:tc>
+        <w:tc>
+          <w:tcPr>
+            <w:tcBorders>
+              <w:top w:val="single" w:space="0" w:color="D3D3D3"/>
+              <w:bottom w:val="single" w:space="0" w:color="D3D3D3"/>
+              <w:start w:val="single" w:space="0" w:color="D3D3D3"/>
+              <w:end w:val="single" w:space="0" w:color="D3D3D3"/>
+            </w:tcBorders>
+          </w:tcPr>
+          <w:p>
+            <w:pPr>
+              <w:spacing w:before="0" w:after="60"/>
+              <w:keepNext/>
+              <w:jc w:val="center"/>
+            </w:pPr>
+            <w:r>
+              <w:rPr>
+                <w:rFonts w:ascii="Calibri" w:hAnsi="Calibri"/>
+                <w:sz w:val="20"/>
+              </w:rPr>
+              <w:t xml:space="default">0.3</w:t>
+            </w:r>
+          </w:p>
+        </w:tc>
+      </w:tr>
+      <w:tr>
+        <w:trPr>
+          <w:cantSplit/>
+        </w:trPr>
+        <w:tc>
+          <w:tcPr>
             <w:gridSpan w:val="4"/>
           </w:tcPr>
           <w:p>
@@ -1128,7 +1330,7 @@
                 <w:rFonts w:ascii="Calibri" w:hAnsi="Calibri"/>
                 <w:sz w:val="20"/>
               </w:rPr>
-              <w:t xml:space="preserve">n (%); Mean (Q1, Q3)</w:t>
+              <w:t xml:space="preserve">n (%); Mean (SD); Median (Q1-Q3)</w:t>
             </w:r>
           </w:p>
         </w:tc>
@@ -1292,10 +1494,10 @@
   <w:docDefaults>
     <w:rPrDefault>
       <w:rPr>
-        <w:rFonts w:asciiTheme="minorHAnsi" w:cstheme="minorBidi" w:eastAsiaTheme="minorHAnsi" w:hAnsiTheme="minorHAnsi"/>
+        <w:rFonts w:asciiTheme="minorHAnsi" w:cstheme="minorBidi" w:eastAsiaTheme="minorEastAsia" w:hAnsiTheme="minorHAnsi"/>
         <w:sz w:val="24"/>
         <w:szCs w:val="24"/>
-        <w:lang w:bidi="ar-SA" w:eastAsia="en-US" w:val="en-US"/>
+        <w:lang w:bidi="ar-SA" w:eastAsia="zh-CN" w:val="en-US"/>
       </w:rPr>
     </w:rPrDefault>
     <w:pPrDefault>
@@ -1836,13 +2038,6 @@
       </w:tblCellMar>
     </w:tblPr>
     <w:tblStylePr w:type="firstRow">
-      <w:tblPr>
-        <w:jc w:val="left"/>
-        <w:tblInd w:type="dxa" w:w="0"/>
-      </w:tblPr>
-      <w:trPr>
-        <w:jc w:val="left"/>
-      </w:trPr>
       <w:tcPr>
         <w:tcBorders>
           <w:bottom w:val="single"/>

--- a/exports/table2.docx
+++ b/exports/table2.docx
@@ -41,6 +41,15 @@
               </w:rPr>
               <w:t xml:space="preserve">Characteristic</w:t>
             </w:r>
+            <w:r>
+              <w:rPr>
+                <w:vertAlign w:val="superscript"/>
+                <w:i/>
+                <w:rFonts w:ascii="Calibri" w:hAnsi="Calibri"/>
+                <w:sz w:val="20"/>
+              </w:rPr>
+              <w:t xml:space="default">1</w:t>
+            </w:r>
           </w:p>
         </w:tc>
         <w:tc>
@@ -92,7 +101,7 @@
                 <w:rFonts w:ascii="Calibri" w:hAnsi="Calibri"/>
                 <w:sz w:val="20"/>
               </w:rPr>
-              <w:t xml:space="default">1</w:t>
+              <w:t xml:space="default">2</w:t>
             </w:r>
           </w:p>
         </w:tc>
@@ -145,7 +154,7 @@
                 <w:rFonts w:ascii="Calibri" w:hAnsi="Calibri"/>
                 <w:sz w:val="20"/>
               </w:rPr>
-              <w:t xml:space="default">1</w:t>
+              <w:t xml:space="default">2</w:t>
             </w:r>
           </w:p>
         </w:tc>
@@ -178,7 +187,7 @@
                 <w:rFonts w:ascii="Calibri" w:hAnsi="Calibri"/>
                 <w:sz w:val="20"/>
               </w:rPr>
-              <w:t xml:space="default">2</w:t>
+              <w:t xml:space="default">3</w:t>
             </w:r>
           </w:p>
         </w:tc>
@@ -1330,7 +1339,7 @@
                 <w:rFonts w:ascii="Calibri" w:hAnsi="Calibri"/>
                 <w:sz w:val="20"/>
               </w:rPr>
-              <w:t xml:space="preserve">n (%); Mean (SD); Median (Q1-Q3)</w:t>
+              <w:t xml:space="preserve">Participants who were on different formulations of the same drug (e.g., normal and extended-release) are characterized as using 2 unique ADHD drugs.</w:t>
             </w:r>
           </w:p>
         </w:tc>
@@ -1356,6 +1365,38 @@
                 <w:sz w:val="20"/>
               </w:rPr>
               <w:t xml:space="default">2</w:t>
+            </w:r>
+            <w:r>
+              <w:rPr>
+                <w:rFonts w:ascii="Calibri" w:hAnsi="Calibri"/>
+                <w:sz w:val="20"/>
+              </w:rPr>
+              <w:t xml:space="preserve">n (%); Mean (SD); Median (Q1-Q3)</w:t>
+            </w:r>
+          </w:p>
+        </w:tc>
+      </w:tr>
+      <w:tr>
+        <w:trPr>
+          <w:cantSplit/>
+        </w:trPr>
+        <w:tc>
+          <w:tcPr>
+            <w:gridSpan w:val="4"/>
+          </w:tcPr>
+          <w:p>
+            <w:pPr>
+              <w:spacing w:before="0" w:after="60"/>
+              <w:keepNext/>
+            </w:pPr>
+            <w:r>
+              <w:rPr>
+                <w:vertAlign w:val="superscript"/>
+                <w:i/>
+                <w:rFonts w:ascii="Calibri" w:hAnsi="Calibri"/>
+                <w:sz w:val="20"/>
+              </w:rPr>
+              <w:t xml:space="default">3</w:t>
             </w:r>
             <w:r>
               <w:rPr>

--- a/exports/table2.docx
+++ b/exports/table2.docx
@@ -92,7 +92,7 @@
                 <w:rFonts w:ascii="Calibri" w:hAnsi="Calibri"/>
                 <w:sz w:val="20"/>
               </w:rPr>
-              <w:t xml:space="preserve">N = 1,230,207</w:t>
+              <w:t xml:space="preserve">N = 2,085,412</w:t>
             </w:r>
             <w:r>
               <w:rPr>
@@ -145,7 +145,7 @@
                 <w:rFonts w:ascii="Calibri" w:hAnsi="Calibri"/>
                 <w:sz w:val="20"/>
               </w:rPr>
-              <w:t xml:space="preserve">N = 1,165,487</w:t>
+              <w:t xml:space="preserve">N = 2,137,037</w:t>
             </w:r>
             <w:r>
               <w:rPr>
@@ -289,7 +289,7 @@
                 <w:rFonts w:ascii="Calibri" w:hAnsi="Calibri"/>
                 <w:sz w:val="20"/>
               </w:rPr>
-              <w:t xml:space="default">0.6</w:t>
+              <w:t xml:space="default">0.076</w:t>
             </w:r>
           </w:p>
         </w:tc>
@@ -342,31 +342,31 @@
                 <w:rFonts w:ascii="Calibri" w:hAnsi="Calibri"/>
                 <w:sz w:val="20"/>
               </w:rPr>
-              <w:t xml:space="default">1,182,272 (96%)</w:t>
-            </w:r>
-          </w:p>
-        </w:tc>
-        <w:tc>
-          <w:tcPr>
-            <w:tcBorders>
-              <w:top w:val="single" w:space="0" w:color="D3D3D3"/>
-              <w:bottom w:val="single" w:space="0" w:color="D3D3D3"/>
-              <w:start w:val="single" w:space="0" w:color="D3D3D3"/>
-              <w:end w:val="single" w:space="0" w:color="D3D3D3"/>
-            </w:tcBorders>
-          </w:tcPr>
-          <w:p>
-            <w:pPr>
-              <w:spacing w:before="0" w:after="60"/>
-              <w:keepNext/>
-              <w:jc w:val="center"/>
-            </w:pPr>
-            <w:r>
-              <w:rPr>
-                <w:rFonts w:ascii="Calibri" w:hAnsi="Calibri"/>
-                <w:sz w:val="20"/>
-              </w:rPr>
-              <w:t xml:space="default">1,133,840 (97%)</w:t>
+              <w:t xml:space="default">2,040,298 (98%)</w:t>
+            </w:r>
+          </w:p>
+        </w:tc>
+        <w:tc>
+          <w:tcPr>
+            <w:tcBorders>
+              <w:top w:val="single" w:space="0" w:color="D3D3D3"/>
+              <w:bottom w:val="single" w:space="0" w:color="D3D3D3"/>
+              <w:start w:val="single" w:space="0" w:color="D3D3D3"/>
+              <w:end w:val="single" w:space="0" w:color="D3D3D3"/>
+            </w:tcBorders>
+          </w:tcPr>
+          <w:p>
+            <w:pPr>
+              <w:spacing w:before="0" w:after="60"/>
+              <w:keepNext/>
+              <w:jc w:val="center"/>
+            </w:pPr>
+            <w:r>
+              <w:rPr>
+                <w:rFonts w:ascii="Calibri" w:hAnsi="Calibri"/>
+                <w:sz w:val="20"/>
+              </w:rPr>
+              <w:t xml:space="default">2,013,440 (94%)</w:t>
             </w:r>
           </w:p>
         </w:tc>
@@ -443,31 +443,31 @@
                 <w:rFonts w:ascii="Calibri" w:hAnsi="Calibri"/>
                 <w:sz w:val="20"/>
               </w:rPr>
-              <w:t xml:space="default">47,935 (3.9%)</w:t>
-            </w:r>
-          </w:p>
-        </w:tc>
-        <w:tc>
-          <w:tcPr>
-            <w:tcBorders>
-              <w:top w:val="single" w:space="0" w:color="D3D3D3"/>
-              <w:bottom w:val="single" w:space="0" w:color="D3D3D3"/>
-              <w:start w:val="single" w:space="0" w:color="D3D3D3"/>
-              <w:end w:val="single" w:space="0" w:color="D3D3D3"/>
-            </w:tcBorders>
-          </w:tcPr>
-          <w:p>
-            <w:pPr>
-              <w:spacing w:before="0" w:after="60"/>
-              <w:keepNext/>
-              <w:jc w:val="center"/>
-            </w:pPr>
-            <w:r>
-              <w:rPr>
-                <w:rFonts w:ascii="Calibri" w:hAnsi="Calibri"/>
-                <w:sz w:val="20"/>
-              </w:rPr>
-              <w:t xml:space="default">31,648 (2.7%)</w:t>
+              <w:t xml:space="default">45,114 (2.2%)</w:t>
+            </w:r>
+          </w:p>
+        </w:tc>
+        <w:tc>
+          <w:tcPr>
+            <w:tcBorders>
+              <w:top w:val="single" w:space="0" w:color="D3D3D3"/>
+              <w:bottom w:val="single" w:space="0" w:color="D3D3D3"/>
+              <w:start w:val="single" w:space="0" w:color="D3D3D3"/>
+              <w:end w:val="single" w:space="0" w:color="D3D3D3"/>
+            </w:tcBorders>
+          </w:tcPr>
+          <w:p>
+            <w:pPr>
+              <w:spacing w:before="0" w:after="60"/>
+              <w:keepNext/>
+              <w:jc w:val="center"/>
+            </w:pPr>
+            <w:r>
+              <w:rPr>
+                <w:rFonts w:ascii="Calibri" w:hAnsi="Calibri"/>
+                <w:sz w:val="20"/>
+              </w:rPr>
+              <w:t xml:space="default">123,597 (5.8%)</w:t>
             </w:r>
           </w:p>
         </w:tc>
@@ -569,31 +569,31 @@
                 <w:rFonts w:ascii="Calibri" w:hAnsi="Calibri"/>
                 <w:sz w:val="20"/>
               </w:rPr>
-              <w:t xml:space="default">5 (5)</w:t>
-            </w:r>
-          </w:p>
-        </w:tc>
-        <w:tc>
-          <w:tcPr>
-            <w:tcBorders>
-              <w:top w:val="single" w:space="0" w:color="D3D3D3"/>
-              <w:bottom w:val="single" w:space="0" w:color="D3D3D3"/>
-              <w:start w:val="single" w:space="0" w:color="D3D3D3"/>
-              <w:end w:val="single" w:space="0" w:color="D3D3D3"/>
-            </w:tcBorders>
-          </w:tcPr>
-          <w:p>
-            <w:pPr>
-              <w:spacing w:before="0" w:after="60"/>
-              <w:keepNext/>
-              <w:jc w:val="center"/>
-            </w:pPr>
-            <w:r>
-              <w:rPr>
-                <w:rFonts w:ascii="Calibri" w:hAnsi="Calibri"/>
-                <w:sz w:val="20"/>
-              </w:rPr>
-              <w:t xml:space="default">0.9</w:t>
+              <w:t xml:space="default">6 (5)</w:t>
+            </w:r>
+          </w:p>
+        </w:tc>
+        <w:tc>
+          <w:tcPr>
+            <w:tcBorders>
+              <w:top w:val="single" w:space="0" w:color="D3D3D3"/>
+              <w:bottom w:val="single" w:space="0" w:color="D3D3D3"/>
+              <w:start w:val="single" w:space="0" w:color="D3D3D3"/>
+              <w:end w:val="single" w:space="0" w:color="D3D3D3"/>
+            </w:tcBorders>
+          </w:tcPr>
+          <w:p>
+            <w:pPr>
+              <w:spacing w:before="0" w:after="60"/>
+              <w:keepNext/>
+              <w:jc w:val="center"/>
+            </w:pPr>
+            <w:r>
+              <w:rPr>
+                <w:rFonts w:ascii="Calibri" w:hAnsi="Calibri"/>
+                <w:sz w:val="20"/>
+              </w:rPr>
+              <w:t xml:space="default">&gt;0.9</w:t>
             </w:r>
           </w:p>
         </w:tc>
@@ -647,55 +647,55 @@
                 <w:rFonts w:ascii="Calibri" w:hAnsi="Calibri"/>
                 <w:sz w:val="20"/>
               </w:rPr>
-              <w:t xml:space="default">168 (129)</w:t>
-            </w:r>
-          </w:p>
-        </w:tc>
-        <w:tc>
-          <w:tcPr>
-            <w:tcBorders>
-              <w:top w:val="single" w:space="0" w:color="D3D3D3"/>
-              <w:bottom w:val="single" w:space="0" w:color="D3D3D3"/>
-              <w:start w:val="single" w:space="0" w:color="D3D3D3"/>
-              <w:end w:val="single" w:space="0" w:color="D3D3D3"/>
-            </w:tcBorders>
-          </w:tcPr>
-          <w:p>
-            <w:pPr>
-              <w:spacing w:before="0" w:after="60"/>
-              <w:keepNext/>
-              <w:jc w:val="center"/>
-            </w:pPr>
-            <w:r>
-              <w:rPr>
-                <w:rFonts w:ascii="Calibri" w:hAnsi="Calibri"/>
-                <w:sz w:val="20"/>
-              </w:rPr>
-              <w:t xml:space="default">125 (125)</w:t>
-            </w:r>
-          </w:p>
-        </w:tc>
-        <w:tc>
-          <w:tcPr>
-            <w:tcBorders>
-              <w:top w:val="single" w:space="0" w:color="D3D3D3"/>
-              <w:bottom w:val="single" w:space="0" w:color="D3D3D3"/>
-              <w:start w:val="single" w:space="0" w:color="D3D3D3"/>
-              <w:end w:val="single" w:space="0" w:color="D3D3D3"/>
-            </w:tcBorders>
-          </w:tcPr>
-          <w:p>
-            <w:pPr>
-              <w:spacing w:before="0" w:after="60"/>
-              <w:keepNext/>
-              <w:jc w:val="center"/>
-            </w:pPr>
-            <w:r>
-              <w:rPr>
-                <w:rFonts w:ascii="Calibri" w:hAnsi="Calibri"/>
-                <w:sz w:val="20"/>
-              </w:rPr>
-              <w:t xml:space="default">0.052</w:t>
+              <w:t xml:space="default">161 (117)</w:t>
+            </w:r>
+          </w:p>
+        </w:tc>
+        <w:tc>
+          <w:tcPr>
+            <w:tcBorders>
+              <w:top w:val="single" w:space="0" w:color="D3D3D3"/>
+              <w:bottom w:val="single" w:space="0" w:color="D3D3D3"/>
+              <w:start w:val="single" w:space="0" w:color="D3D3D3"/>
+              <w:end w:val="single" w:space="0" w:color="D3D3D3"/>
+            </w:tcBorders>
+          </w:tcPr>
+          <w:p>
+            <w:pPr>
+              <w:spacing w:before="0" w:after="60"/>
+              <w:keepNext/>
+              <w:jc w:val="center"/>
+            </w:pPr>
+            <w:r>
+              <w:rPr>
+                <w:rFonts w:ascii="Calibri" w:hAnsi="Calibri"/>
+                <w:sz w:val="20"/>
+              </w:rPr>
+              <w:t xml:space="default">164 (141)</w:t>
+            </w:r>
+          </w:p>
+        </w:tc>
+        <w:tc>
+          <w:tcPr>
+            <w:tcBorders>
+              <w:top w:val="single" w:space="0" w:color="D3D3D3"/>
+              <w:bottom w:val="single" w:space="0" w:color="D3D3D3"/>
+              <w:start w:val="single" w:space="0" w:color="D3D3D3"/>
+              <w:end w:val="single" w:space="0" w:color="D3D3D3"/>
+            </w:tcBorders>
+          </w:tcPr>
+          <w:p>
+            <w:pPr>
+              <w:spacing w:before="0" w:after="60"/>
+              <w:keepNext/>
+              <w:jc w:val="center"/>
+            </w:pPr>
+            <w:r>
+              <w:rPr>
+                <w:rFonts w:ascii="Calibri" w:hAnsi="Calibri"/>
+                <w:sz w:val="20"/>
+              </w:rPr>
+              <w:t xml:space="default">0.8</w:t>
             </w:r>
           </w:p>
         </w:tc>
@@ -749,55 +749,55 @@
                 <w:rFonts w:ascii="Calibri" w:hAnsi="Calibri"/>
                 <w:sz w:val="20"/>
               </w:rPr>
-              <w:t xml:space="default">44 (28)</w:t>
-            </w:r>
-          </w:p>
-        </w:tc>
-        <w:tc>
-          <w:tcPr>
-            <w:tcBorders>
-              <w:top w:val="single" w:space="0" w:color="D3D3D3"/>
-              <w:bottom w:val="single" w:space="0" w:color="D3D3D3"/>
-              <w:start w:val="single" w:space="0" w:color="D3D3D3"/>
-              <w:end w:val="single" w:space="0" w:color="D3D3D3"/>
-            </w:tcBorders>
-          </w:tcPr>
-          <w:p>
-            <w:pPr>
-              <w:spacing w:before="0" w:after="60"/>
-              <w:keepNext/>
-              <w:jc w:val="center"/>
-            </w:pPr>
-            <w:r>
-              <w:rPr>
-                <w:rFonts w:ascii="Calibri" w:hAnsi="Calibri"/>
-                <w:sz w:val="20"/>
-              </w:rPr>
-              <w:t xml:space="default">44 (30)</w:t>
-            </w:r>
-          </w:p>
-        </w:tc>
-        <w:tc>
-          <w:tcPr>
-            <w:tcBorders>
-              <w:top w:val="single" w:space="0" w:color="D3D3D3"/>
-              <w:bottom w:val="single" w:space="0" w:color="D3D3D3"/>
-              <w:start w:val="single" w:space="0" w:color="D3D3D3"/>
-              <w:end w:val="single" w:space="0" w:color="D3D3D3"/>
-            </w:tcBorders>
-          </w:tcPr>
-          <w:p>
-            <w:pPr>
-              <w:spacing w:before="0" w:after="60"/>
-              <w:keepNext/>
-              <w:jc w:val="center"/>
-            </w:pPr>
-            <w:r>
-              <w:rPr>
-                <w:rFonts w:ascii="Calibri" w:hAnsi="Calibri"/>
-                <w:sz w:val="20"/>
-              </w:rPr>
-              <w:t xml:space="default">0.7</w:t>
+              <w:t xml:space="default">45 (28)</w:t>
+            </w:r>
+          </w:p>
+        </w:tc>
+        <w:tc>
+          <w:tcPr>
+            <w:tcBorders>
+              <w:top w:val="single" w:space="0" w:color="D3D3D3"/>
+              <w:bottom w:val="single" w:space="0" w:color="D3D3D3"/>
+              <w:start w:val="single" w:space="0" w:color="D3D3D3"/>
+              <w:end w:val="single" w:space="0" w:color="D3D3D3"/>
+            </w:tcBorders>
+          </w:tcPr>
+          <w:p>
+            <w:pPr>
+              <w:spacing w:before="0" w:after="60"/>
+              <w:keepNext/>
+              <w:jc w:val="center"/>
+            </w:pPr>
+            <w:r>
+              <w:rPr>
+                <w:rFonts w:ascii="Calibri" w:hAnsi="Calibri"/>
+                <w:sz w:val="20"/>
+              </w:rPr>
+              <w:t xml:space="default">44 (29)</w:t>
+            </w:r>
+          </w:p>
+        </w:tc>
+        <w:tc>
+          <w:tcPr>
+            <w:tcBorders>
+              <w:top w:val="single" w:space="0" w:color="D3D3D3"/>
+              <w:bottom w:val="single" w:space="0" w:color="D3D3D3"/>
+              <w:start w:val="single" w:space="0" w:color="D3D3D3"/>
+              <w:end w:val="single" w:space="0" w:color="D3D3D3"/>
+            </w:tcBorders>
+          </w:tcPr>
+          <w:p>
+            <w:pPr>
+              <w:spacing w:before="0" w:after="60"/>
+              <w:keepNext/>
+              <w:jc w:val="center"/>
+            </w:pPr>
+            <w:r>
+              <w:rPr>
+                <w:rFonts w:ascii="Calibri" w:hAnsi="Calibri"/>
+                <w:sz w:val="20"/>
+              </w:rPr>
+              <w:t xml:space="default">0.6</w:t>
             </w:r>
           </w:p>
         </w:tc>
@@ -851,55 +851,55 @@
                 <w:rFonts w:ascii="Calibri" w:hAnsi="Calibri"/>
                 <w:sz w:val="20"/>
               </w:rPr>
-              <w:t xml:space="default">238 (80-726)</w:t>
-            </w:r>
-          </w:p>
-        </w:tc>
-        <w:tc>
-          <w:tcPr>
-            <w:tcBorders>
-              <w:top w:val="single" w:space="0" w:color="D3D3D3"/>
-              <w:bottom w:val="single" w:space="0" w:color="D3D3D3"/>
-              <w:start w:val="single" w:space="0" w:color="D3D3D3"/>
-              <w:end w:val="single" w:space="0" w:color="D3D3D3"/>
-            </w:tcBorders>
-          </w:tcPr>
-          <w:p>
-            <w:pPr>
-              <w:spacing w:before="0" w:after="60"/>
-              <w:keepNext/>
-              <w:jc w:val="center"/>
-            </w:pPr>
-            <w:r>
-              <w:rPr>
-                <w:rFonts w:ascii="Calibri" w:hAnsi="Calibri"/>
-                <w:sz w:val="20"/>
-              </w:rPr>
-              <w:t xml:space="default">191 (72-592)</w:t>
-            </w:r>
-          </w:p>
-        </w:tc>
-        <w:tc>
-          <w:tcPr>
-            <w:tcBorders>
-              <w:top w:val="single" w:space="0" w:color="D3D3D3"/>
-              <w:bottom w:val="single" w:space="0" w:color="D3D3D3"/>
-              <w:start w:val="single" w:space="0" w:color="D3D3D3"/>
-              <w:end w:val="single" w:space="0" w:color="D3D3D3"/>
-            </w:tcBorders>
-          </w:tcPr>
-          <w:p>
-            <w:pPr>
-              <w:spacing w:before="0" w:after="60"/>
-              <w:keepNext/>
-              <w:jc w:val="center"/>
-            </w:pPr>
-            <w:r>
-              <w:rPr>
-                <w:rFonts w:ascii="Calibri" w:hAnsi="Calibri"/>
-                <w:sz w:val="20"/>
-              </w:rPr>
-              <w:t xml:space="default">0.6</w:t>
+              <w:t xml:space="default">765 (1,322)</w:t>
+            </w:r>
+          </w:p>
+        </w:tc>
+        <w:tc>
+          <w:tcPr>
+            <w:tcBorders>
+              <w:top w:val="single" w:space="0" w:color="D3D3D3"/>
+              <w:bottom w:val="single" w:space="0" w:color="D3D3D3"/>
+              <w:start w:val="single" w:space="0" w:color="D3D3D3"/>
+              <w:end w:val="single" w:space="0" w:color="D3D3D3"/>
+            </w:tcBorders>
+          </w:tcPr>
+          <w:p>
+            <w:pPr>
+              <w:spacing w:before="0" w:after="60"/>
+              <w:keepNext/>
+              <w:jc w:val="center"/>
+            </w:pPr>
+            <w:r>
+              <w:rPr>
+                <w:rFonts w:ascii="Calibri" w:hAnsi="Calibri"/>
+                <w:sz w:val="20"/>
+              </w:rPr>
+              <w:t xml:space="default">797 (2,204)</w:t>
+            </w:r>
+          </w:p>
+        </w:tc>
+        <w:tc>
+          <w:tcPr>
+            <w:tcBorders>
+              <w:top w:val="single" w:space="0" w:color="D3D3D3"/>
+              <w:bottom w:val="single" w:space="0" w:color="D3D3D3"/>
+              <w:start w:val="single" w:space="0" w:color="D3D3D3"/>
+              <w:end w:val="single" w:space="0" w:color="D3D3D3"/>
+            </w:tcBorders>
+          </w:tcPr>
+          <w:p>
+            <w:pPr>
+              <w:spacing w:before="0" w:after="60"/>
+              <w:keepNext/>
+              <w:jc w:val="center"/>
+            </w:pPr>
+            <w:r>
+              <w:rPr>
+                <w:rFonts w:ascii="Calibri" w:hAnsi="Calibri"/>
+                <w:sz w:val="20"/>
+              </w:rPr>
+              <w:t xml:space="default">0.077</w:t>
             </w:r>
           </w:p>
         </w:tc>
@@ -953,31 +953,31 @@
                 <w:rFonts w:ascii="Calibri" w:hAnsi="Calibri"/>
                 <w:sz w:val="20"/>
               </w:rPr>
-              <w:t xml:space="default">20 (0-89)</w:t>
-            </w:r>
-          </w:p>
-        </w:tc>
-        <w:tc>
-          <w:tcPr>
-            <w:tcBorders>
-              <w:top w:val="single" w:space="0" w:color="D3D3D3"/>
-              <w:bottom w:val="single" w:space="0" w:color="D3D3D3"/>
-              <w:start w:val="single" w:space="0" w:color="D3D3D3"/>
-              <w:end w:val="single" w:space="0" w:color="D3D3D3"/>
-            </w:tcBorders>
-          </w:tcPr>
-          <w:p>
-            <w:pPr>
-              <w:spacing w:before="0" w:after="60"/>
-              <w:keepNext/>
-              <w:jc w:val="center"/>
-            </w:pPr>
-            <w:r>
-              <w:rPr>
-                <w:rFonts w:ascii="Calibri" w:hAnsi="Calibri"/>
-                <w:sz w:val="20"/>
-              </w:rPr>
-              <w:t xml:space="default">18 (0-173)</w:t>
+              <w:t xml:space="default">120 (284)</w:t>
+            </w:r>
+          </w:p>
+        </w:tc>
+        <w:tc>
+          <w:tcPr>
+            <w:tcBorders>
+              <w:top w:val="single" w:space="0" w:color="D3D3D3"/>
+              <w:bottom w:val="single" w:space="0" w:color="D3D3D3"/>
+              <w:start w:val="single" w:space="0" w:color="D3D3D3"/>
+              <w:end w:val="single" w:space="0" w:color="D3D3D3"/>
+            </w:tcBorders>
+          </w:tcPr>
+          <w:p>
+            <w:pPr>
+              <w:spacing w:before="0" w:after="60"/>
+              <w:keepNext/>
+              <w:jc w:val="center"/>
+            </w:pPr>
+            <w:r>
+              <w:rPr>
+                <w:rFonts w:ascii="Calibri" w:hAnsi="Calibri"/>
+                <w:sz w:val="20"/>
+              </w:rPr>
+              <w:t xml:space="default">134 (326)</w:t>
             </w:r>
           </w:p>
         </w:tc>
@@ -1055,55 +1055,55 @@
                 <w:rFonts w:ascii="Calibri" w:hAnsi="Calibri"/>
                 <w:sz w:val="20"/>
               </w:rPr>
-              <w:t xml:space="default">0 (0-60)</w:t>
-            </w:r>
-          </w:p>
-        </w:tc>
-        <w:tc>
-          <w:tcPr>
-            <w:tcBorders>
-              <w:top w:val="single" w:space="0" w:color="D3D3D3"/>
-              <w:bottom w:val="single" w:space="0" w:color="D3D3D3"/>
-              <w:start w:val="single" w:space="0" w:color="D3D3D3"/>
-              <w:end w:val="single" w:space="0" w:color="D3D3D3"/>
-            </w:tcBorders>
-          </w:tcPr>
-          <w:p>
-            <w:pPr>
-              <w:spacing w:before="0" w:after="60"/>
-              <w:keepNext/>
-              <w:jc w:val="center"/>
-            </w:pPr>
-            <w:r>
-              <w:rPr>
-                <w:rFonts w:ascii="Calibri" w:hAnsi="Calibri"/>
-                <w:sz w:val="20"/>
-              </w:rPr>
-              <w:t xml:space="default">0 (0-32)</w:t>
-            </w:r>
-          </w:p>
-        </w:tc>
-        <w:tc>
-          <w:tcPr>
-            <w:tcBorders>
-              <w:top w:val="single" w:space="0" w:color="D3D3D3"/>
-              <w:bottom w:val="single" w:space="0" w:color="D3D3D3"/>
-              <w:start w:val="single" w:space="0" w:color="D3D3D3"/>
-              <w:end w:val="single" w:space="0" w:color="D3D3D3"/>
-            </w:tcBorders>
-          </w:tcPr>
-          <w:p>
-            <w:pPr>
-              <w:spacing w:before="0" w:after="60"/>
-              <w:keepNext/>
-              <w:jc w:val="center"/>
-            </w:pPr>
-            <w:r>
-              <w:rPr>
-                <w:rFonts w:ascii="Calibri" w:hAnsi="Calibri"/>
-                <w:sz w:val="20"/>
-              </w:rPr>
-              <w:t xml:space="default">0.6</w:t>
+              <w:t xml:space="default">247 (612)</w:t>
+            </w:r>
+          </w:p>
+        </w:tc>
+        <w:tc>
+          <w:tcPr>
+            <w:tcBorders>
+              <w:top w:val="single" w:space="0" w:color="D3D3D3"/>
+              <w:bottom w:val="single" w:space="0" w:color="D3D3D3"/>
+              <w:start w:val="single" w:space="0" w:color="D3D3D3"/>
+              <w:end w:val="single" w:space="0" w:color="D3D3D3"/>
+            </w:tcBorders>
+          </w:tcPr>
+          <w:p>
+            <w:pPr>
+              <w:spacing w:before="0" w:after="60"/>
+              <w:keepNext/>
+              <w:jc w:val="center"/>
+            </w:pPr>
+            <w:r>
+              <w:rPr>
+                <w:rFonts w:ascii="Calibri" w:hAnsi="Calibri"/>
+                <w:sz w:val="20"/>
+              </w:rPr>
+              <w:t xml:space="default">104 (473)</w:t>
+            </w:r>
+          </w:p>
+        </w:tc>
+        <w:tc>
+          <w:tcPr>
+            <w:tcBorders>
+              <w:top w:val="single" w:space="0" w:color="D3D3D3"/>
+              <w:bottom w:val="single" w:space="0" w:color="D3D3D3"/>
+              <w:start w:val="single" w:space="0" w:color="D3D3D3"/>
+              <w:end w:val="single" w:space="0" w:color="D3D3D3"/>
+            </w:tcBorders>
+          </w:tcPr>
+          <w:p>
+            <w:pPr>
+              <w:spacing w:before="0" w:after="60"/>
+              <w:keepNext/>
+              <w:jc w:val="center"/>
+            </w:pPr>
+            <w:r>
+              <w:rPr>
+                <w:rFonts w:ascii="Calibri" w:hAnsi="Calibri"/>
+                <w:sz w:val="20"/>
+              </w:rPr>
+              <w:t xml:space="default">0.059</w:t>
             </w:r>
           </w:p>
         </w:tc>
@@ -1157,31 +1157,31 @@
                 <w:rFonts w:ascii="Calibri" w:hAnsi="Calibri"/>
                 <w:sz w:val="20"/>
               </w:rPr>
-              <w:t xml:space="default">0 (0-81)</w:t>
-            </w:r>
-          </w:p>
-        </w:tc>
-        <w:tc>
-          <w:tcPr>
-            <w:tcBorders>
-              <w:top w:val="single" w:space="0" w:color="D3D3D3"/>
-              <w:bottom w:val="single" w:space="0" w:color="D3D3D3"/>
-              <w:start w:val="single" w:space="0" w:color="D3D3D3"/>
-              <w:end w:val="single" w:space="0" w:color="D3D3D3"/>
-            </w:tcBorders>
-          </w:tcPr>
-          <w:p>
-            <w:pPr>
-              <w:spacing w:before="0" w:after="60"/>
-              <w:keepNext/>
-              <w:jc w:val="center"/>
-            </w:pPr>
-            <w:r>
-              <w:rPr>
-                <w:rFonts w:ascii="Calibri" w:hAnsi="Calibri"/>
-                <w:sz w:val="20"/>
-              </w:rPr>
-              <w:t xml:space="default">0 (0-24)</w:t>
+              <w:t xml:space="default">376 (1,246)</w:t>
+            </w:r>
+          </w:p>
+        </w:tc>
+        <w:tc>
+          <w:tcPr>
+            <w:tcBorders>
+              <w:top w:val="single" w:space="0" w:color="D3D3D3"/>
+              <w:bottom w:val="single" w:space="0" w:color="D3D3D3"/>
+              <w:start w:val="single" w:space="0" w:color="D3D3D3"/>
+              <w:end w:val="single" w:space="0" w:color="D3D3D3"/>
+            </w:tcBorders>
+          </w:tcPr>
+          <w:p>
+            <w:pPr>
+              <w:spacing w:before="0" w:after="60"/>
+              <w:keepNext/>
+              <w:jc w:val="center"/>
+            </w:pPr>
+            <w:r>
+              <w:rPr>
+                <w:rFonts w:ascii="Calibri" w:hAnsi="Calibri"/>
+                <w:sz w:val="20"/>
+              </w:rPr>
+              <w:t xml:space="default">531 (2,045)</w:t>
             </w:r>
           </w:p>
         </w:tc>
@@ -1259,31 +1259,31 @@
                 <w:rFonts w:ascii="Calibri" w:hAnsi="Calibri"/>
                 <w:sz w:val="20"/>
               </w:rPr>
-              <w:t xml:space="default">37 (43)</w:t>
-            </w:r>
-          </w:p>
-        </w:tc>
-        <w:tc>
-          <w:tcPr>
-            <w:tcBorders>
-              <w:top w:val="single" w:space="0" w:color="D3D3D3"/>
-              <w:bottom w:val="single" w:space="0" w:color="D3D3D3"/>
-              <w:start w:val="single" w:space="0" w:color="D3D3D3"/>
-              <w:end w:val="single" w:space="0" w:color="D3D3D3"/>
-            </w:tcBorders>
-          </w:tcPr>
-          <w:p>
-            <w:pPr>
-              <w:spacing w:before="0" w:after="60"/>
-              <w:keepNext/>
-              <w:jc w:val="center"/>
-            </w:pPr>
-            <w:r>
-              <w:rPr>
-                <w:rFonts w:ascii="Calibri" w:hAnsi="Calibri"/>
-                <w:sz w:val="20"/>
-              </w:rPr>
-              <w:t xml:space="default">46 (44)</w:t>
+              <w:t xml:space="default">36 (42)</w:t>
+            </w:r>
+          </w:p>
+        </w:tc>
+        <w:tc>
+          <w:tcPr>
+            <w:tcBorders>
+              <w:top w:val="single" w:space="0" w:color="D3D3D3"/>
+              <w:bottom w:val="single" w:space="0" w:color="D3D3D3"/>
+              <w:start w:val="single" w:space="0" w:color="D3D3D3"/>
+              <w:end w:val="single" w:space="0" w:color="D3D3D3"/>
+            </w:tcBorders>
+          </w:tcPr>
+          <w:p>
+            <w:pPr>
+              <w:spacing w:before="0" w:after="60"/>
+              <w:keepNext/>
+              <w:jc w:val="center"/>
+            </w:pPr>
+            <w:r>
+              <w:rPr>
+                <w:rFonts w:ascii="Calibri" w:hAnsi="Calibri"/>
+                <w:sz w:val="20"/>
+              </w:rPr>
+              <w:t xml:space="default">42 (43)</w:t>
             </w:r>
           </w:p>
         </w:tc>
@@ -1339,7 +1339,35 @@
                 <w:rFonts w:ascii="Calibri" w:hAnsi="Calibri"/>
                 <w:sz w:val="20"/>
               </w:rPr>
-              <w:t xml:space="preserve">Participants who were on different formulations of the same drug (e.g., normal and extended-release) are characterized as using 2 unique ADHD drugs.</w:t>
+              <w:t xml:space="preserve">Participants who were on different formulations of the same</w:t>
+            </w:r>
+            <w:r xmlns:w="http://schemas.openxmlformats.org/wordprocessingml/2006/main">
+              <w:rPr>
+                <w:rFonts w:ascii="Calibri" w:hAnsi="Calibri"/>
+                <w:sz w:val="20"/>
+              </w:rPr>
+              <w:t xml:space="preserve"> </w:t>
+            </w:r>
+            <w:r>
+              <w:rPr>
+                <w:rFonts w:ascii="Calibri" w:hAnsi="Calibri"/>
+                <w:sz w:val="20"/>
+              </w:rPr>
+              <w:t xml:space="preserve">drug (e.g., normal and extended-release) are characterized as using 2</w:t>
+            </w:r>
+            <w:r xmlns:w="http://schemas.openxmlformats.org/wordprocessingml/2006/main">
+              <w:rPr>
+                <w:rFonts w:ascii="Calibri" w:hAnsi="Calibri"/>
+                <w:sz w:val="20"/>
+              </w:rPr>
+              <w:t xml:space="preserve"> </w:t>
+            </w:r>
+            <w:r>
+              <w:rPr>
+                <w:rFonts w:ascii="Calibri" w:hAnsi="Calibri"/>
+                <w:sz w:val="20"/>
+              </w:rPr>
+              <w:t xml:space="preserve">unique ADHD drugs.</w:t>
             </w:r>
           </w:p>
         </w:tc>
@@ -1371,7 +1399,7 @@
                 <w:rFonts w:ascii="Calibri" w:hAnsi="Calibri"/>
                 <w:sz w:val="20"/>
               </w:rPr>
-              <w:t xml:space="preserve">n (%); Mean (SD); Median (Q1-Q3)</w:t>
+              <w:t xml:space="preserve">n (%); Mean (SD)</w:t>
             </w:r>
           </w:p>
         </w:tc>
